--- a/hr/마인드_복지카드_운영지침.docx
+++ b/hr/마인드_복지카드_운영지침.docx
@@ -1034,131 +1034,47 @@
           </w:p>
         </w:tc>
       </w:tr>
-      <w:tr>
-        <w:tc>
-          <w:tcPr>
-            <w:tcW w:type="dxa" w:w="1700"/>
-            <w:tcMar>
-              <w:top w:type="dxa" w:w="95"/>
-              <w:left w:type="dxa" w:w="130"/>
-              <w:bottom w:type="dxa" w:w="95"/>
-              <w:right w:type="dxa" w:w="130"/>
-            </w:tcMar>
-          </w:tcPr>
-          <w:p>
-            <w:pPr>
-              <w:spacing w:line="264"/>
-              <w:jc w:val="left"/>
-            </w:pPr>
-            <w:r>
-              <w:rPr>
-                <w:rFonts w:ascii="맑은 고딕" w:cs="맑은 고딕" w:eastAsia="맑은 고딕" w:hAnsi="맑은 고딕"/>
-                <w:b w:val="false"/>
-                <w:bCs w:val="false"/>
-                <w:i w:val="false"/>
-                <w:iCs w:val="false"/>
-                <w:color w:val="14161B"/>
-                <w:sz w:val="19"/>
-                <w:szCs w:val="19"/>
-              </w:rPr>
-              <w:t xml:space="preserve">여행·숙박</w:t>
-            </w:r>
-          </w:p>
-        </w:tc>
-        <w:tc>
-          <w:tcPr>
-            <w:tcW w:type="dxa" w:w="6500"/>
-            <w:tcMar>
-              <w:top w:type="dxa" w:w="95"/>
-              <w:left w:type="dxa" w:w="130"/>
-              <w:bottom w:type="dxa" w:w="95"/>
-              <w:right w:type="dxa" w:w="130"/>
-            </w:tcMar>
-          </w:tcPr>
-          <w:p>
-            <w:pPr>
-              <w:spacing w:line="264"/>
-              <w:jc w:val="center"/>
-            </w:pPr>
-            <w:r>
-              <w:rPr>
-                <w:rFonts w:ascii="맑은 고딕" w:cs="맑은 고딕" w:eastAsia="맑은 고딕" w:hAnsi="맑은 고딕"/>
-                <w:b w:val="false"/>
-                <w:bCs w:val="false"/>
-                <w:i w:val="false"/>
-                <w:iCs w:val="false"/>
-                <w:color w:val="14161B"/>
-                <w:sz w:val="19"/>
-                <w:szCs w:val="19"/>
-              </w:rPr>
-              <w:t xml:space="preserve">국내외 여행, 숙박</w:t>
-            </w:r>
-          </w:p>
-        </w:tc>
-      </w:tr>
-      <w:tr>
-        <w:tc>
-          <w:tcPr>
-            <w:tcW w:type="dxa" w:w="1700"/>
-            <w:tcMar>
-              <w:top w:type="dxa" w:w="95"/>
-              <w:left w:type="dxa" w:w="130"/>
-              <w:bottom w:type="dxa" w:w="95"/>
-              <w:right w:type="dxa" w:w="130"/>
-            </w:tcMar>
-          </w:tcPr>
-          <w:p>
-            <w:pPr>
-              <w:spacing w:line="264"/>
-              <w:jc w:val="left"/>
-            </w:pPr>
-            <w:r>
-              <w:rPr>
-                <w:rFonts w:ascii="맑은 고딕" w:cs="맑은 고딕" w:eastAsia="맑은 고딕" w:hAnsi="맑은 고딕"/>
-                <w:b w:val="false"/>
-                <w:bCs w:val="false"/>
-                <w:i w:val="false"/>
-                <w:iCs w:val="false"/>
-                <w:color w:val="14161B"/>
-                <w:sz w:val="19"/>
-                <w:szCs w:val="19"/>
-              </w:rPr>
-              <w:t xml:space="preserve">가족</w:t>
-            </w:r>
-          </w:p>
-        </w:tc>
-        <w:tc>
-          <w:tcPr>
-            <w:tcW w:type="dxa" w:w="6500"/>
-            <w:tcMar>
-              <w:top w:type="dxa" w:w="95"/>
-              <w:left w:type="dxa" w:w="130"/>
-              <w:bottom w:type="dxa" w:w="95"/>
-              <w:right w:type="dxa" w:w="130"/>
-            </w:tcMar>
-          </w:tcPr>
-          <w:p>
-            <w:pPr>
-              <w:spacing w:line="264"/>
-              <w:jc w:val="center"/>
-            </w:pPr>
-            <w:r>
-              <w:rPr>
-                <w:rFonts w:ascii="맑은 고딕" w:cs="맑은 고딕" w:eastAsia="맑은 고딕" w:hAnsi="맑은 고딕"/>
-                <w:b w:val="false"/>
-                <w:bCs w:val="false"/>
-                <w:i w:val="false"/>
-                <w:iCs w:val="false"/>
-                <w:color w:val="14161B"/>
-                <w:sz w:val="19"/>
-                <w:szCs w:val="19"/>
-              </w:rPr>
-              <w:t xml:space="preserve">자녀 교육비, 가족 문화생활</w:t>
-            </w:r>
-          </w:p>
-        </w:tc>
-      </w:tr>
     </w:tbl>
+    <w:p>
+      <w:pPr>
+        <w:spacing w:after="120"/>
+      </w:pPr>
+      <w:r>
+        <w:rPr>
+          <w:rFonts w:ascii="맑은 고딕" w:cs="맑은 고딕" w:eastAsia="맑은 고딕" w:hAnsi="맑은 고딕"/>
+          <w:b w:val="false"/>
+          <w:bCs w:val="false"/>
+          <w:i w:val="false"/>
+          <w:iCs w:val="false"/>
+          <w:color w:val="14161B"/>
+          <w:sz w:val="20"/>
+          <w:szCs w:val="20"/>
+        </w:rPr>
+        <w:t xml:space="preserve"/>
+      </w:r>
+    </w:p>
+    <w:p>
+      <w:pPr>
+        <w:pBdr>
+          <w:left w:val="single" w:color="D4D6DB" w:sz="6" w:space="10"/>
+        </w:pBdr>
+        <w:spacing w:after="0" w:before="150"/>
+        <w:ind w:left="200"/>
+      </w:pPr>
+      <w:r>
+        <w:rPr>
+          <w:rFonts w:ascii="맑은 고딕" w:cs="맑은 고딕" w:eastAsia="맑은 고딕" w:hAnsi="맑은 고딕"/>
+          <w:b w:val="false"/>
+          <w:bCs w:val="false"/>
+          <w:i w:val="false"/>
+          <w:iCs w:val="false"/>
+          <w:color w:val="6B7280"/>
+          <w:sz w:val="19"/>
+          <w:szCs w:val="19"/>
+        </w:rPr>
+        <w:t xml:space="preserve">복지비는 사원 본인의 학습·건강·문화생활에 한정한다. 여행·숙박과 가족을 위한 지출은 대상에서 제외한다. 금액이 월 10만원이므로 범위를 넓히면 어느 항목도 의미 있게 지원되지 아니하기 때문이다.</w:t>
+      </w:r>
+    </w:p>
     <w:p>
       <w:pPr>
         <w:keepNext/>
@@ -1235,7 +1151,7 @@
           <w:sz w:val="20"/>
           <w:szCs w:val="20"/>
         </w:rPr>
-        <w:t xml:space="preserve">3. 본인 외 타인 명의의 결제</w:t>
+        <w:t xml:space="preserve">3. 본인 외의 사람을 위한 지출. 복지카드를 타인이 사용하게 하는 것을 포함한다.</w:t>
       </w:r>
     </w:p>
     <w:p>
@@ -1254,7 +1170,7 @@
           <w:sz w:val="20"/>
           <w:szCs w:val="20"/>
         </w:rPr>
-        <w:t xml:space="preserve">4. 업무 수행에 필요한 비용. 업무용 소프트웨어·장비·폰트·도서는 회사 경비로 처리한다.</w:t>
+        <w:t xml:space="preserve">4. 여행·숙박·항공·여행상품</w:t>
       </w:r>
     </w:p>
     <w:p>
@@ -1273,7 +1189,26 @@
           <w:sz w:val="20"/>
           <w:szCs w:val="20"/>
         </w:rPr>
-        <w:t xml:space="preserve">5. 세금·공과금·보험료·대출 상환</w:t>
+        <w:t xml:space="preserve">5. 업무 수행에 필요한 비용. 업무용 소프트웨어·장비·폰트·도서는 회사 경비로 처리한다.</w:t>
+      </w:r>
+    </w:p>
+    <w:p>
+      <w:pPr>
+        <w:spacing w:after="60" w:line="288"/>
+        <w:ind w:left="480" w:hanging="200"/>
+      </w:pPr>
+      <w:r>
+        <w:rPr>
+          <w:rFonts w:ascii="맑은 고딕" w:cs="맑은 고딕" w:eastAsia="맑은 고딕" w:hAnsi="맑은 고딕"/>
+          <w:b w:val="false"/>
+          <w:bCs w:val="false"/>
+          <w:i w:val="false"/>
+          <w:iCs w:val="false"/>
+          <w:color w:val="14161B"/>
+          <w:sz w:val="20"/>
+          <w:szCs w:val="20"/>
+        </w:rPr>
+        <w:t xml:space="preserve">6. 세금·공과금·보험료·대출 상환</w:t>
       </w:r>
     </w:p>
     <w:p>
@@ -1295,7 +1230,7 @@
           <w:sz w:val="19"/>
           <w:szCs w:val="19"/>
         </w:rPr>
-        <w:t xml:space="preserve">제4호가 특히 중요하다. 업무에 필요한 것을 개인 복지비로 사도록 하면 복지비가 아니라 임금 삭감이 된다. 업무용은 회사에 요청한다.</w:t>
+        <w:t xml:space="preserve">제5호가 특히 중요하다. 업무에 필요한 것을 개인 복지비로 사도록 하면 복지비가 아니라 임금 삭감이 된다. 업무용은 회사에 요청한다.</w:t>
       </w:r>
     </w:p>
     <w:p>
@@ -1336,7 +1271,7 @@
           <w:sz w:val="20"/>
           <w:szCs w:val="20"/>
         </w:rPr>
-        <w:t xml:space="preserve">1. 본인 명의의 카드로 결제한다.</w:t>
+        <w:t xml:space="preserve">1. 회사는 사원에게 복지카드를 발급하여 지급한다. 카드는 사원 본인만 사용한다.</w:t>
       </w:r>
     </w:p>
     <w:p>
@@ -1355,7 +1290,7 @@
           <w:sz w:val="20"/>
           <w:szCs w:val="20"/>
         </w:rPr>
-        <w:t xml:space="preserve">2. 영수증 또는 결제 내역을 매월 말일까지 제출한다.</w:t>
+        <w:t xml:space="preserve">2. 사원은 제1항의 한도 안에서 복지카드로 직접 결제한다. 별도의 신청이나 영수증 제출을 요하지 아니한다.</w:t>
       </w:r>
     </w:p>
     <w:p>
@@ -1374,7 +1309,7 @@
           <w:sz w:val="20"/>
           <w:szCs w:val="20"/>
         </w:rPr>
-        <w:t xml:space="preserve">3. 회사는 확인 후 다음 달 임금 지급일에 지급한다.</w:t>
+        <w:t xml:space="preserve">3. 월 한도를 초과한 금액은 사원이 부담한다.</w:t>
       </w:r>
     </w:p>
     <w:p>
@@ -1393,12 +1328,13 @@
           <w:sz w:val="20"/>
           <w:szCs w:val="20"/>
         </w:rPr>
-        <w:t xml:space="preserve">4. 사용 내역이 제2항의 항목에 해당하지 아니하는 경우 지급하지 아니하며, 그 사유를 알린다.</w:t>
-      </w:r>
-    </w:p>
-    <w:p>
-      <w:pPr>
-        <w:spacing w:after="120"/>
+        <w:t xml:space="preserve">4. 결제 내역만으로 품목을 확인할 수 없는 경우 회사는 영수증의 제출을 요청할 수 있다.</w:t>
+      </w:r>
+    </w:p>
+    <w:p>
+      <w:pPr>
+        <w:spacing w:after="60" w:line="288"/>
+        <w:ind w:left="480" w:hanging="200"/>
       </w:pPr>
       <w:r>
         <w:rPr>
@@ -1411,6 +1347,43 @@
           <w:sz w:val="20"/>
           <w:szCs w:val="20"/>
         </w:rPr>
+        <w:t xml:space="preserve">5. 제3항에 해당하지 아니하는 항목을 결제한 경우 해당 금액을 회사에 반환하거나 다음 달 복지비에서 차감한다.</w:t>
+      </w:r>
+    </w:p>
+    <w:p>
+      <w:pPr>
+        <w:spacing w:after="60" w:line="288"/>
+        <w:ind w:left="480" w:hanging="200"/>
+      </w:pPr>
+      <w:r>
+        <w:rPr>
+          <w:rFonts w:ascii="맑은 고딕" w:cs="맑은 고딕" w:eastAsia="맑은 고딕" w:hAnsi="맑은 고딕"/>
+          <w:b w:val="false"/>
+          <w:bCs w:val="false"/>
+          <w:i w:val="false"/>
+          <w:iCs w:val="false"/>
+          <w:color w:val="14161B"/>
+          <w:sz w:val="20"/>
+          <w:szCs w:val="20"/>
+        </w:rPr>
+        <w:t xml:space="preserve">6. 퇴직하거나 휴직하는 경우 복지카드를 반납한다. 분실한 경우 지체 없이 회사에 알리고 회사는 즉시 사용을 정지한다.</w:t>
+      </w:r>
+    </w:p>
+    <w:p>
+      <w:pPr>
+        <w:spacing w:after="120"/>
+      </w:pPr>
+      <w:r>
+        <w:rPr>
+          <w:rFonts w:ascii="맑은 고딕" w:cs="맑은 고딕" w:eastAsia="맑은 고딕" w:hAnsi="맑은 고딕"/>
+          <w:b w:val="false"/>
+          <w:bCs w:val="false"/>
+          <w:i w:val="false"/>
+          <w:iCs w:val="false"/>
+          <w:color w:val="14161B"/>
+          <w:sz w:val="20"/>
+          <w:szCs w:val="20"/>
+        </w:rPr>
         <w:t xml:space="preserve"/>
       </w:r>
     </w:p>
@@ -1430,7 +1403,29 @@
           <w:sz w:val="20"/>
           <w:szCs w:val="20"/>
         </w:rPr>
-        <w:t xml:space="preserve">전용 복지카드를 발급하는 경우에는 제1호와 제2호를 적용하지 아니하고 카드 사용 내역으로 갈음한다.</w:t>
+        <w:t xml:space="preserve">복지카드를 발급하지 못하는 사정이 있는 경우에는 본인 명의의 카드로 결제한 뒤 영수증을 매월 말일까지 제출하고, 회사는 확인 후 다음 달 임금 지급일에 지급한다.</w:t>
+      </w:r>
+    </w:p>
+    <w:p>
+      <w:pPr>
+        <w:pBdr>
+          <w:left w:val="single" w:color="D4D6DB" w:sz="6" w:space="10"/>
+        </w:pBdr>
+        <w:spacing w:after="0" w:before="150"/>
+        <w:ind w:left="200"/>
+      </w:pPr>
+      <w:r>
+        <w:rPr>
+          <w:rFonts w:ascii="맑은 고딕" w:cs="맑은 고딕" w:eastAsia="맑은 고딕" w:hAnsi="맑은 고딕"/>
+          <w:b w:val="false"/>
+          <w:bCs w:val="false"/>
+          <w:i w:val="false"/>
+          <w:iCs w:val="false"/>
+          <w:color w:val="6B7280"/>
+          <w:sz w:val="19"/>
+          <w:szCs w:val="19"/>
+        </w:rPr>
+        <w:t xml:space="preserve">카드를 지급하면 사원은 정산 절차를 밟지 않아도 되고, 회사는 지출증빙을 바로 확보한다. 한도를 카드 한도로 설정해 두면 초과 사용 자체가 일어나지 아니한다.</w:t>
       </w:r>
     </w:p>
     <w:p>
@@ -1490,7 +1485,7 @@
           <w:sz w:val="20"/>
           <w:szCs w:val="20"/>
         </w:rPr>
-        <w:t xml:space="preserve">② 복지비로 결제한 금액은 연말정산의 신용카드 등 사용금액 소득공제 대상에서 제외된다.</w:t>
+        <w:t xml:space="preserve">② 복지카드로 결제한 금액은 회사가 지출한 것이므로 사원의 연말정산 신용카드 등 사용금액 소득공제 대상이 아니다.</w:t>
       </w:r>
     </w:p>
     <w:p>
@@ -1509,7 +1504,26 @@
           <w:sz w:val="20"/>
           <w:szCs w:val="20"/>
         </w:rPr>
-        <w:t xml:space="preserve">③ 구체적인 처리는 회사의 세무 대리인의 판단에 따른다.</w:t>
+        <w:t xml:space="preserve">③ 복지카드 결제분은 사업과 직접 관련된 지출이 아니므로 부가가치세 매입세액 공제 대상이 아니다.</w:t>
+      </w:r>
+    </w:p>
+    <w:p>
+      <w:pPr>
+        <w:spacing w:after="70" w:line="288"/>
+        <w:ind w:left="200" w:hanging="200"/>
+      </w:pPr>
+      <w:r>
+        <w:rPr>
+          <w:rFonts w:ascii="맑은 고딕" w:cs="맑은 고딕" w:eastAsia="맑은 고딕" w:hAnsi="맑은 고딕"/>
+          <w:b w:val="false"/>
+          <w:bCs w:val="false"/>
+          <w:i w:val="false"/>
+          <w:iCs w:val="false"/>
+          <w:color w:val="14161B"/>
+          <w:sz w:val="20"/>
+          <w:szCs w:val="20"/>
+        </w:rPr>
+        <w:t xml:space="preserve">④ 구체적인 처리는 회사의 세무 대리인의 판단에 따른다.</w:t>
       </w:r>
     </w:p>
     <w:p>
@@ -1884,7 +1898,7 @@
           <w:sz w:val="20"/>
           <w:szCs w:val="20"/>
         </w:rPr>
-        <w:t xml:space="preserve">헬스장·필라테스·요가·수영 등 운동시설 등록비와 퍼스널 트레이닝, 병원 진료비와 약제비의 본인 부담분, 건강검진 자부담분, 안경과 콘택트렌즈, 치과·한의원, 심리상담</w:t>
+        <w:t xml:space="preserve">헬스장·필라테스·요가·수영 등 운동시설 등록비와 퍼스널 트레이닝, 병원 진료비와 약제비의 본인 부담분, 건강검진 자부담분, 안경과 콘택트렌즈, 치과·한의원, 심리상담. 모두 사원 본인의 것에 한한다.</w:t>
       </w:r>
     </w:p>
     <w:p>
@@ -1948,20 +1962,20 @@
     </w:p>
     <w:p>
       <w:pPr>
-        <w:spacing w:after="60" w:before="200"/>
-      </w:pPr>
-      <w:r>
-        <w:rPr>
-          <w:rFonts w:ascii="맑은 고딕" w:cs="맑은 고딕" w:eastAsia="맑은 고딕" w:hAnsi="맑은 고딕"/>
-          <w:b/>
-          <w:bCs/>
-          <w:i w:val="false"/>
-          <w:iCs w:val="false"/>
-          <w:color w:val="14161B"/>
-          <w:sz w:val="21"/>
-          <w:szCs w:val="21"/>
-        </w:rPr>
-        <w:t xml:space="preserve">여행 · 숙박</w:t>
+        <w:spacing w:after="140"/>
+      </w:pPr>
+      <w:r>
+        <w:rPr>
+          <w:rFonts w:ascii="맑은 고딕" w:cs="맑은 고딕" w:eastAsia="맑은 고딕" w:hAnsi="맑은 고딕"/>
+          <w:b w:val="false"/>
+          <w:bCs w:val="false"/>
+          <w:i w:val="false"/>
+          <w:iCs w:val="false"/>
+          <w:color w:val="14161B"/>
+          <w:sz w:val="20"/>
+          <w:szCs w:val="20"/>
+        </w:rPr>
+        <w:t xml:space="preserve"/>
       </w:r>
     </w:p>
     <w:p>
@@ -1980,66 +1994,7 @@
           <w:sz w:val="20"/>
           <w:szCs w:val="20"/>
         </w:rPr>
-        <w:t xml:space="preserve">국내외 항공·숙박·교통, 여행 상품, 캠핑과 레저 시설 이용료</w:t>
-      </w:r>
-    </w:p>
-    <w:p>
-      <w:pPr>
-        <w:spacing w:after="60" w:before="200"/>
-      </w:pPr>
-      <w:r>
-        <w:rPr>
-          <w:rFonts w:ascii="맑은 고딕" w:cs="맑은 고딕" w:eastAsia="맑은 고딕" w:hAnsi="맑은 고딕"/>
-          <w:b/>
-          <w:bCs/>
-          <w:i w:val="false"/>
-          <w:iCs w:val="false"/>
-          <w:color w:val="14161B"/>
-          <w:sz w:val="21"/>
-          <w:szCs w:val="21"/>
-        </w:rPr>
-        <w:t xml:space="preserve">가족</w:t>
-      </w:r>
-    </w:p>
-    <w:p>
-      <w:pPr>
-        <w:spacing w:after="70" w:line="288"/>
-        <w:ind w:left="200" w:hanging="200"/>
-      </w:pPr>
-      <w:r>
-        <w:rPr>
-          <w:rFonts w:ascii="맑은 고딕" w:cs="맑은 고딕" w:eastAsia="맑은 고딕" w:hAnsi="맑은 고딕"/>
-          <w:b w:val="false"/>
-          <w:bCs w:val="false"/>
-          <w:i w:val="false"/>
-          <w:iCs w:val="false"/>
-          <w:color w:val="14161B"/>
-          <w:sz w:val="20"/>
-          <w:szCs w:val="20"/>
-        </w:rPr>
-        <w:t xml:space="preserve">자녀의 학원비와 교재비, 가족이 함께한 문화생활, 부모의 건강검진</w:t>
-      </w:r>
-    </w:p>
-    <w:p>
-      <w:pPr>
-        <w:pBdr>
-          <w:left w:val="single" w:color="D4D6DB" w:sz="6" w:space="10"/>
-        </w:pBdr>
-        <w:spacing w:after="0" w:before="150"/>
-        <w:ind w:left="200"/>
-      </w:pPr>
-      <w:r>
-        <w:rPr>
-          <w:rFonts w:ascii="맑은 고딕" w:cs="맑은 고딕" w:eastAsia="맑은 고딕" w:hAnsi="맑은 고딕"/>
-          <w:b w:val="false"/>
-          <w:bCs w:val="false"/>
-          <w:i w:val="false"/>
-          <w:iCs w:val="false"/>
-          <w:color w:val="6B7280"/>
-          <w:sz w:val="19"/>
-          <w:szCs w:val="19"/>
-        </w:rPr>
-        <w:t xml:space="preserve">가족 항목은 본인 명의로 결제한 것에 한한다.</w:t>
+        <w:t xml:space="preserve">네 분류 모두 사원 본인에게 쓰는 것을 전제로 한다. 가족을 위한 지출과 여행·숙박은 본문 제3항에 따라 대상에서 제외한다.</w:t>
       </w:r>
     </w:p>
     <w:p>
@@ -2360,7 +2315,7 @@
                 <w:sz w:val="19"/>
                 <w:szCs w:val="19"/>
               </w:rPr>
-              <w:t xml:space="preserve">타인 명의의 결제</w:t>
+              <w:t xml:space="preserve">타인을 위한 지출</w:t>
             </w:r>
           </w:p>
         </w:tc>
@@ -2377,20 +2332,144 @@
           <w:p>
             <w:pPr>
               <w:spacing w:line="264"/>
-              <w:jc w:val="center"/>
-            </w:pPr>
-            <w:r>
-              <w:rPr>
-                <w:rFonts w:ascii="맑은 고딕" w:cs="맑은 고딕" w:eastAsia="맑은 고딕" w:hAnsi="맑은 고딕"/>
-                <w:b w:val="false"/>
-                <w:bCs w:val="false"/>
-                <w:i w:val="false"/>
-                <w:iCs w:val="false"/>
-                <w:color w:val="14161B"/>
-                <w:sz w:val="19"/>
-                <w:szCs w:val="19"/>
-              </w:rPr>
-              <w:t xml:space="preserve">본인의 복리후생이 아니다.</w:t>
+              <w:jc w:val="left"/>
+            </w:pPr>
+            <w:r>
+              <w:rPr>
+                <w:rFonts w:ascii="맑은 고딕" w:cs="맑은 고딕" w:eastAsia="맑은 고딕" w:hAnsi="맑은 고딕"/>
+                <w:b w:val="false"/>
+                <w:bCs w:val="false"/>
+                <w:i w:val="false"/>
+                <w:iCs w:val="false"/>
+                <w:color w:val="14161B"/>
+                <w:sz w:val="19"/>
+                <w:szCs w:val="19"/>
+              </w:rPr>
+              <w:t xml:space="preserve">본인의 복리후생이 아니다. 카드를 타인이 쓰게 하는 것도 같다.</w:t>
+            </w:r>
+          </w:p>
+        </w:tc>
+      </w:tr>
+      <w:tr>
+        <w:tc>
+          <w:tcPr>
+            <w:tcW w:type="dxa" w:w="2400"/>
+            <w:tcMar>
+              <w:top w:type="dxa" w:w="95"/>
+              <w:left w:type="dxa" w:w="130"/>
+              <w:bottom w:type="dxa" w:w="95"/>
+              <w:right w:type="dxa" w:w="130"/>
+            </w:tcMar>
+          </w:tcPr>
+          <w:p>
+            <w:pPr>
+              <w:spacing w:line="264"/>
+              <w:jc w:val="left"/>
+            </w:pPr>
+            <w:r>
+              <w:rPr>
+                <w:rFonts w:ascii="맑은 고딕" w:cs="맑은 고딕" w:eastAsia="맑은 고딕" w:hAnsi="맑은 고딕"/>
+                <w:b w:val="false"/>
+                <w:bCs w:val="false"/>
+                <w:i w:val="false"/>
+                <w:iCs w:val="false"/>
+                <w:color w:val="14161B"/>
+                <w:sz w:val="19"/>
+                <w:szCs w:val="19"/>
+              </w:rPr>
+              <w:t xml:space="preserve">여행·숙박·항공</w:t>
+            </w:r>
+          </w:p>
+        </w:tc>
+        <w:tc>
+          <w:tcPr>
+            <w:tcW w:type="dxa" w:w="5800"/>
+            <w:tcMar>
+              <w:top w:type="dxa" w:w="95"/>
+              <w:left w:type="dxa" w:w="130"/>
+              <w:bottom w:type="dxa" w:w="95"/>
+              <w:right w:type="dxa" w:w="130"/>
+            </w:tcMar>
+          </w:tcPr>
+          <w:p>
+            <w:pPr>
+              <w:spacing w:line="264"/>
+              <w:jc w:val="center"/>
+            </w:pPr>
+            <w:r>
+              <w:rPr>
+                <w:rFonts w:ascii="맑은 고딕" w:cs="맑은 고딕" w:eastAsia="맑은 고딕" w:hAnsi="맑은 고딕"/>
+                <w:b w:val="false"/>
+                <w:bCs w:val="false"/>
+                <w:i w:val="false"/>
+                <w:iCs w:val="false"/>
+                <w:color w:val="14161B"/>
+                <w:sz w:val="19"/>
+                <w:szCs w:val="19"/>
+              </w:rPr>
+              <w:t xml:space="preserve">본문 제3항에서 제외하였다.</w:t>
+            </w:r>
+          </w:p>
+        </w:tc>
+      </w:tr>
+      <w:tr>
+        <w:tc>
+          <w:tcPr>
+            <w:tcW w:type="dxa" w:w="2400"/>
+            <w:tcMar>
+              <w:top w:type="dxa" w:w="95"/>
+              <w:left w:type="dxa" w:w="130"/>
+              <w:bottom w:type="dxa" w:w="95"/>
+              <w:right w:type="dxa" w:w="130"/>
+            </w:tcMar>
+          </w:tcPr>
+          <w:p>
+            <w:pPr>
+              <w:spacing w:line="264"/>
+              <w:jc w:val="left"/>
+            </w:pPr>
+            <w:r>
+              <w:rPr>
+                <w:rFonts w:ascii="맑은 고딕" w:cs="맑은 고딕" w:eastAsia="맑은 고딕" w:hAnsi="맑은 고딕"/>
+                <w:b w:val="false"/>
+                <w:bCs w:val="false"/>
+                <w:i w:val="false"/>
+                <w:iCs w:val="false"/>
+                <w:color w:val="14161B"/>
+                <w:sz w:val="19"/>
+                <w:szCs w:val="19"/>
+              </w:rPr>
+              <w:t xml:space="preserve">가족을 위한 지출</w:t>
+            </w:r>
+          </w:p>
+        </w:tc>
+        <w:tc>
+          <w:tcPr>
+            <w:tcW w:type="dxa" w:w="5800"/>
+            <w:tcMar>
+              <w:top w:type="dxa" w:w="95"/>
+              <w:left w:type="dxa" w:w="130"/>
+              <w:bottom w:type="dxa" w:w="95"/>
+              <w:right w:type="dxa" w:w="130"/>
+            </w:tcMar>
+          </w:tcPr>
+          <w:p>
+            <w:pPr>
+              <w:spacing w:line="264"/>
+              <w:jc w:val="left"/>
+            </w:pPr>
+            <w:r>
+              <w:rPr>
+                <w:rFonts w:ascii="맑은 고딕" w:cs="맑은 고딕" w:eastAsia="맑은 고딕" w:hAnsi="맑은 고딕"/>
+                <w:b w:val="false"/>
+                <w:bCs w:val="false"/>
+                <w:i w:val="false"/>
+                <w:iCs w:val="false"/>
+                <w:color w:val="14161B"/>
+                <w:sz w:val="19"/>
+                <w:szCs w:val="19"/>
+              </w:rPr>
+              <w:t xml:space="preserve">자녀 학원비, 가족 문화생활, 부모 건강검진 모두 제외한다.</w:t>
             </w:r>
           </w:p>
         </w:tc>
@@ -2744,7 +2823,7 @@
           <w:sz w:val="20"/>
           <w:szCs w:val="20"/>
         </w:rPr>
-        <w:t xml:space="preserve">실제로 문제가 되는 것은 대부분 업무용과 개인용의 경계이다. 기준은 하나다 — 그것으로 회사 일을 하면 회사 경비, 본인이 배우고 즐기고 회복하는 데 쓰면 복지비이다.</w:t>
+        <w:t xml:space="preserve">기준은 둘이다. 그것으로 회사 일을 하면 회사 경비이고, 본인이 배우고 즐기고 회복하는 데 쓰면 복지비이다. 그리고 복지비는 사원 본인에게 쓰는 것만 해당한다. 가족을 위한 지출과 여행·숙박은 들어가지 아니한다.</w:t>
       </w:r>
     </w:p>
     <w:tbl>
@@ -3533,7 +3612,7 @@
                 <w:sz w:val="19"/>
                 <w:szCs w:val="19"/>
               </w:rPr>
-              <w:t xml:space="preserve">가족과 함께 본 영화</w:t>
+              <w:t xml:space="preserve">본인이 보는 영화·전시·공연</w:t>
             </w:r>
           </w:p>
         </w:tc>
@@ -3593,7 +3672,7 @@
                 <w:sz w:val="19"/>
                 <w:szCs w:val="19"/>
               </w:rPr>
-              <w:t xml:space="preserve">본인 명의 결제, 가족 항목</w:t>
+              <w:t xml:space="preserve">문화·여가</w:t>
             </w:r>
           </w:p>
         </w:tc>
@@ -3625,7 +3704,7 @@
                 <w:sz w:val="19"/>
                 <w:szCs w:val="19"/>
               </w:rPr>
-              <w:t xml:space="preserve">배우자만 등록한 헬스장</w:t>
+              <w:t xml:space="preserve">가족과 함께 본 영화</w:t>
             </w:r>
           </w:p>
         </w:tc>
@@ -3685,7 +3764,7 @@
                 <w:sz w:val="19"/>
                 <w:szCs w:val="19"/>
               </w:rPr>
-              <w:t xml:space="preserve">본인이 아니다</w:t>
+              <w:t xml:space="preserve">가족을 위한 지출은 제외한다</w:t>
             </w:r>
           </w:p>
         </w:tc>
@@ -3717,7 +3796,7 @@
                 <w:sz w:val="19"/>
                 <w:szCs w:val="19"/>
               </w:rPr>
-              <w:t xml:space="preserve">자녀 학원비</w:t>
+              <w:t xml:space="preserve">배우자만 등록한 헬스장</w:t>
             </w:r>
           </w:p>
         </w:tc>
@@ -3747,7 +3826,7 @@
                 <w:sz w:val="19"/>
                 <w:szCs w:val="19"/>
               </w:rPr>
-              <w:t xml:space="preserve">가능</w:t>
+              <w:t xml:space="preserve">불가</w:t>
             </w:r>
           </w:p>
         </w:tc>
@@ -3777,7 +3856,7 @@
                 <w:sz w:val="19"/>
                 <w:szCs w:val="19"/>
               </w:rPr>
-              <w:t xml:space="preserve">가족 항목에 명시</w:t>
+              <w:t xml:space="preserve">본인이 아니다</w:t>
             </w:r>
           </w:p>
         </w:tc>
@@ -3809,7 +3888,7 @@
                 <w:sz w:val="19"/>
                 <w:szCs w:val="19"/>
               </w:rPr>
-              <w:t xml:space="preserve">야근 후 택시비</w:t>
+              <w:t xml:space="preserve">자녀 학원비</w:t>
             </w:r>
           </w:p>
         </w:tc>
@@ -3869,7 +3948,7 @@
                 <w:sz w:val="19"/>
                 <w:szCs w:val="19"/>
               </w:rPr>
-              <w:t xml:space="preserve">업무 관련 비용. 회사에 청구한다</w:t>
+              <w:t xml:space="preserve">가족을 위한 지출은 제외한다</w:t>
             </w:r>
           </w:p>
         </w:tc>
@@ -3901,7 +3980,7 @@
                 <w:sz w:val="19"/>
                 <w:szCs w:val="19"/>
               </w:rPr>
-              <w:t xml:space="preserve">출장 중 숙박비</w:t>
+              <w:t xml:space="preserve">야근 후 택시비</w:t>
             </w:r>
           </w:p>
         </w:tc>
@@ -3993,6 +4072,98 @@
                 <w:sz w:val="19"/>
                 <w:szCs w:val="19"/>
               </w:rPr>
+              <w:t xml:space="preserve">출장 중 숙박비</w:t>
+            </w:r>
+          </w:p>
+        </w:tc>
+        <w:tc>
+          <w:tcPr>
+            <w:tcW w:type="dxa" w:w="1200"/>
+            <w:tcMar>
+              <w:top w:type="dxa" w:w="95"/>
+              <w:left w:type="dxa" w:w="130"/>
+              <w:bottom w:type="dxa" w:w="95"/>
+              <w:right w:type="dxa" w:w="130"/>
+            </w:tcMar>
+          </w:tcPr>
+          <w:p>
+            <w:pPr>
+              <w:spacing w:line="264"/>
+              <w:jc w:val="center"/>
+            </w:pPr>
+            <w:r>
+              <w:rPr>
+                <w:rFonts w:ascii="맑은 고딕" w:cs="맑은 고딕" w:eastAsia="맑은 고딕" w:hAnsi="맑은 고딕"/>
+                <w:b w:val="false"/>
+                <w:bCs w:val="false"/>
+                <w:i w:val="false"/>
+                <w:iCs w:val="false"/>
+                <w:color w:val="14161B"/>
+                <w:sz w:val="19"/>
+                <w:szCs w:val="19"/>
+              </w:rPr>
+              <w:t xml:space="preserve">불가</w:t>
+            </w:r>
+          </w:p>
+        </w:tc>
+        <w:tc>
+          <w:tcPr>
+            <w:tcW w:type="dxa" w:w="3800"/>
+            <w:tcMar>
+              <w:top w:type="dxa" w:w="95"/>
+              <w:left w:type="dxa" w:w="130"/>
+              <w:bottom w:type="dxa" w:w="95"/>
+              <w:right w:type="dxa" w:w="130"/>
+            </w:tcMar>
+          </w:tcPr>
+          <w:p>
+            <w:pPr>
+              <w:spacing w:line="264"/>
+              <w:jc w:val="center"/>
+            </w:pPr>
+            <w:r>
+              <w:rPr>
+                <w:rFonts w:ascii="맑은 고딕" w:cs="맑은 고딕" w:eastAsia="맑은 고딕" w:hAnsi="맑은 고딕"/>
+                <w:b w:val="false"/>
+                <w:bCs w:val="false"/>
+                <w:i w:val="false"/>
+                <w:iCs w:val="false"/>
+                <w:color w:val="14161B"/>
+                <w:sz w:val="19"/>
+                <w:szCs w:val="19"/>
+              </w:rPr>
+              <w:t xml:space="preserve">업무 관련 비용. 회사에 청구한다</w:t>
+            </w:r>
+          </w:p>
+        </w:tc>
+      </w:tr>
+      <w:tr>
+        <w:tc>
+          <w:tcPr>
+            <w:tcW w:type="dxa" w:w="3200"/>
+            <w:tcMar>
+              <w:top w:type="dxa" w:w="95"/>
+              <w:left w:type="dxa" w:w="130"/>
+              <w:bottom w:type="dxa" w:w="95"/>
+              <w:right w:type="dxa" w:w="130"/>
+            </w:tcMar>
+          </w:tcPr>
+          <w:p>
+            <w:pPr>
+              <w:spacing w:line="264"/>
+              <w:jc w:val="left"/>
+            </w:pPr>
+            <w:r>
+              <w:rPr>
+                <w:rFonts w:ascii="맑은 고딕" w:cs="맑은 고딕" w:eastAsia="맑은 고딕" w:hAnsi="맑은 고딕"/>
+                <w:b w:val="false"/>
+                <w:bCs w:val="false"/>
+                <w:i w:val="false"/>
+                <w:iCs w:val="false"/>
+                <w:color w:val="14161B"/>
+                <w:sz w:val="19"/>
+                <w:szCs w:val="19"/>
+              </w:rPr>
               <w:t xml:space="preserve">개인 여행 중 숙박비</w:t>
             </w:r>
           </w:p>
@@ -4023,7 +4194,7 @@
                 <w:sz w:val="19"/>
                 <w:szCs w:val="19"/>
               </w:rPr>
-              <w:t xml:space="preserve">가능</w:t>
+              <w:t xml:space="preserve">불가</w:t>
             </w:r>
           </w:p>
         </w:tc>
@@ -4053,7 +4224,7 @@
                 <w:sz w:val="19"/>
                 <w:szCs w:val="19"/>
               </w:rPr>
-              <w:t xml:space="preserve">여행·숙박</w:t>
+              <w:t xml:space="preserve">여행·숙박은 제외한다</w:t>
             </w:r>
           </w:p>
         </w:tc>
@@ -4394,7 +4565,7 @@
           <w:sz w:val="22"/>
           <w:szCs w:val="22"/>
         </w:rPr>
-        <w:t xml:space="preserve">4. 제출 서류</w:t>
+        <w:t xml:space="preserve">4. 증빙</w:t>
       </w:r>
     </w:p>
     <w:p>
@@ -4413,7 +4584,7 @@
           <w:sz w:val="20"/>
           <w:szCs w:val="20"/>
         </w:rPr>
-        <w:t xml:space="preserve">1. 카드 매출전표 또는 영수증. 상호·일자·금액·품목을 확인할 수 있어야 한다.</w:t>
+        <w:t xml:space="preserve">1. 복지카드로 결제하면 카드 사용 내역이 증빙이 되므로 따로 제출할 것이 없다.</w:t>
       </w:r>
     </w:p>
     <w:p>
@@ -4432,7 +4603,7 @@
           <w:sz w:val="20"/>
           <w:szCs w:val="20"/>
         </w:rPr>
-        <w:t xml:space="preserve">2. 온라인 결제는 결제 완료 화면을 갈무리하여 제출한다.</w:t>
+        <w:t xml:space="preserve">2. 다만 상호만으로 품목을 알 수 없는 결제(온라인 결제, 복합 매장 등)는 회사가 영수증이나 내역을 요청할 수 있다.</w:t>
       </w:r>
     </w:p>
     <w:p>
@@ -4451,26 +4622,7 @@
           <w:sz w:val="20"/>
           <w:szCs w:val="20"/>
         </w:rPr>
-        <w:t xml:space="preserve">3. 품목이 드러나지 아니하는 경우에는 무엇을 구입하였는지 함께 적는다.</w:t>
-      </w:r>
-    </w:p>
-    <w:p>
-      <w:pPr>
-        <w:spacing w:after="60" w:line="288"/>
-        <w:ind w:left="480" w:hanging="200"/>
-      </w:pPr>
-      <w:r>
-        <w:rPr>
-          <w:rFonts w:ascii="맑은 고딕" w:cs="맑은 고딕" w:eastAsia="맑은 고딕" w:hAnsi="맑은 고딕"/>
-          <w:b w:val="false"/>
-          <w:bCs w:val="false"/>
-          <w:i w:val="false"/>
-          <w:iCs w:val="false"/>
-          <w:color w:val="14161B"/>
-          <w:sz w:val="20"/>
-          <w:szCs w:val="20"/>
-        </w:rPr>
-        <w:t xml:space="preserve">4. 제출 기한은 매월 말일이다. 기한을 넘긴 분은 다음 달에 합산하여 처리하되, 해당 연도를 넘기지 아니한다.</w:t>
+        <w:t xml:space="preserve">3. 본문 제4항 단서에 따라 본인 명의 카드로 결제한 경우에는 매출전표 또는 영수증을 매월 말일까지 제출한다. 상호·일자·금액·품목을 확인할 수 있어야 한다.</w:t>
       </w:r>
     </w:p>
     <w:p>
@@ -4519,10 +4671,6 @@
 </w:document>
 </file>
 
-<file path=word/comments.xml><?xml version="1.0" encoding="utf-8"?>
-<w:comments xmlns:cx="http://schemas.microsoft.com/office/drawing/2014/chartex" xmlns:cx1="http://schemas.microsoft.com/office/drawing/2015/9/8/chartex" xmlns:cx2="http://schemas.microsoft.com/office/drawing/2015/10/21/chartex" xmlns:cx3="http://schemas.microsoft.com/office/drawing/2016/5/9/chartex" xmlns:cx4="http://schemas.microsoft.com/office/drawing/2016/5/10/chartex" xmlns:cx5="http://schemas.microsoft.com/office/drawing/2016/5/11/chartex" xmlns:cx6="http://schemas.microsoft.com/office/drawing/2016/5/12/chartex" xmlns:cx7="http://schemas.microsoft.com/office/drawing/2016/5/13/chartex" xmlns:cx8="http://schemas.microsoft.com/office/drawing/2016/5/14/chartex" xmlns:mc="http://schemas.openxmlformats.org/markup-compatibility/2006" xmlns:aink="http://schemas.microsoft.com/office/drawing/2016/ink" xmlns:am3d="http://schemas.microsoft.com/office/drawing/2017/model3d" xmlns:o="urn:schemas-microsoft-com:office:office" xmlns:r="http://schemas.openxmlformats.org/officeDocument/2006/relationships" xmlns:m="http://schemas.openxmlformats.org/officeDocument/2006/math" xmlns:v="urn:schemas-microsoft-com:vml" xmlns:wp14="http://schemas.microsoft.com/office/word/2010/wordprocessingDrawing" xmlns:wp="http://schemas.openxmlformats.org/drawingml/2006/wordprocessingDrawing" xmlns:w10="urn:schemas-microsoft-com:office:word" xmlns:w="http://schemas.openxmlformats.org/wordprocessingml/2006/main" xmlns:w14="http://schemas.microsoft.com/office/word/2010/wordml" xmlns:w15="http://schemas.microsoft.com/office/word/2012/wordml" xmlns:w16cex="http://schemas.microsoft.com/office/word/2018/wordml/cex" xmlns:w16cid="http://schemas.microsoft.com/office/word/2016/wordml/cid" xmlns:w16="http://schemas.microsoft.com/office/word/2018/wordml" xmlns:w16sdtdh="http://schemas.microsoft.com/office/word/2020/wordml/sdtdatahash" xmlns:w16se="http://schemas.microsoft.com/office/word/2015/wordml/symex" xmlns:wpg="http://schemas.microsoft.com/office/word/2010/wordprocessingGroup" xmlns:wpi="http://schemas.microsoft.com/office/word/2010/wordprocessingInk" xmlns:wne="http://schemas.microsoft.com/office/word/2006/wordml" xmlns:wps="http://schemas.microsoft.com/office/word/2010/wordprocessingShape"/>
-</file>
-
 <file path=word/endnotes.xml><?xml version="1.0" encoding="utf-8"?>
 <w:endnotes xmlns:wpc="http://schemas.microsoft.com/office/word/2010/wordprocessingCanvas" xmlns:mc="http://schemas.openxmlformats.org/markup-compatibility/2006" xmlns:o="urn:schemas-microsoft-com:office:office" xmlns:r="http://schemas.openxmlformats.org/officeDocument/2006/relationships" xmlns:m="http://schemas.openxmlformats.org/officeDocument/2006/math" xmlns:v="urn:schemas-microsoft-com:vml" xmlns:wp14="http://schemas.microsoft.com/office/word/2010/wordprocessingDrawing" xmlns:wp="http://schemas.openxmlformats.org/drawingml/2006/wordprocessingDrawing" xmlns:w10="urn:schemas-microsoft-com:office:word" xmlns:w="http://schemas.openxmlformats.org/wordprocessingml/2006/main" xmlns:w14="http://schemas.microsoft.com/office/word/2010/wordml" xmlns:w15="http://schemas.microsoft.com/office/word/2012/wordml" xmlns:wpg="http://schemas.microsoft.com/office/word/2010/wordprocessingGroup" xmlns:wpi="http://schemas.microsoft.com/office/word/2010/wordprocessingInk" xmlns:wne="http://schemas.microsoft.com/office/word/2006/wordml" xmlns:wps="http://schemas.microsoft.com/office/word/2010/wordprocessingShape" mc:Ignorable="w14 w15 wp14">
   <w:endnote w:type="separator" w:id="-1">
@@ -4601,7 +4749,7 @@
 <w:numbering xmlns:wpc="http://schemas.microsoft.com/office/word/2010/wordprocessingCanvas" xmlns:mc="http://schemas.openxmlformats.org/markup-compatibility/2006" xmlns:o="urn:schemas-microsoft-com:office:office" xmlns:r="http://schemas.openxmlformats.org/officeDocument/2006/relationships" xmlns:m="http://schemas.openxmlformats.org/officeDocument/2006/math" xmlns:v="urn:schemas-microsoft-com:vml" xmlns:wp14="http://schemas.microsoft.com/office/word/2010/wordprocessingDrawing" xmlns:wp="http://schemas.openxmlformats.org/drawingml/2006/wordprocessingDrawing" xmlns:w10="urn:schemas-microsoft-com:office:word" xmlns:w="http://schemas.openxmlformats.org/wordprocessingml/2006/main" xmlns:w14="http://schemas.microsoft.com/office/word/2010/wordml" xmlns:w15="http://schemas.microsoft.com/office/word/2012/wordml" xmlns:wpg="http://schemas.microsoft.com/office/word/2010/wordprocessingGroup" xmlns:wpi="http://schemas.microsoft.com/office/word/2010/wordprocessingInk" xmlns:wne="http://schemas.microsoft.com/office/word/2006/wordml" xmlns:wps="http://schemas.microsoft.com/office/word/2010/wordprocessingShape" mc:Ignorable="w14 w15 wp14">
   <w:abstractNum w:abstractNumId="1" w15:restartNumberingAfterBreak="0">
     <w:multiLevelType w:val="hybridMultilevel"/>
-    <w:lvl w:ilvl="0" w15:tentative="1">
+    <w:lvl w:ilvl="0" w:tentative="1">
       <w:start w:val="1"/>
       <w:numFmt w:val="bullet"/>
       <w:lvlText w:val="●"/>
@@ -4610,7 +4758,7 @@
         <w:ind w:left="720" w:hanging="360"/>
       </w:pPr>
     </w:lvl>
-    <w:lvl w:ilvl="1" w15:tentative="1">
+    <w:lvl w:ilvl="1" w:tentative="1">
       <w:start w:val="1"/>
       <w:numFmt w:val="bullet"/>
       <w:lvlText w:val="○"/>
@@ -4619,7 +4767,7 @@
         <w:ind w:left="1440" w:hanging="360"/>
       </w:pPr>
     </w:lvl>
-    <w:lvl w:ilvl="2" w15:tentative="1">
+    <w:lvl w:ilvl="2" w:tentative="1">
       <w:start w:val="1"/>
       <w:numFmt w:val="bullet"/>
       <w:lvlText w:val="■"/>
@@ -4628,7 +4776,7 @@
         <w:ind w:left="2160" w:hanging="360"/>
       </w:pPr>
     </w:lvl>
-    <w:lvl w:ilvl="3" w15:tentative="1">
+    <w:lvl w:ilvl="3" w:tentative="1">
       <w:start w:val="1"/>
       <w:numFmt w:val="bullet"/>
       <w:lvlText w:val="●"/>
@@ -4637,7 +4785,7 @@
         <w:ind w:left="2880" w:hanging="360"/>
       </w:pPr>
     </w:lvl>
-    <w:lvl w:ilvl="4" w15:tentative="1">
+    <w:lvl w:ilvl="4" w:tentative="1">
       <w:start w:val="1"/>
       <w:numFmt w:val="bullet"/>
       <w:lvlText w:val="○"/>
@@ -4646,7 +4794,7 @@
         <w:ind w:left="3600" w:hanging="360"/>
       </w:pPr>
     </w:lvl>
-    <w:lvl w:ilvl="5" w15:tentative="1">
+    <w:lvl w:ilvl="5" w:tentative="1">
       <w:start w:val="1"/>
       <w:numFmt w:val="bullet"/>
       <w:lvlText w:val="■"/>
@@ -4655,7 +4803,7 @@
         <w:ind w:left="4320" w:hanging="360"/>
       </w:pPr>
     </w:lvl>
-    <w:lvl w:ilvl="6" w15:tentative="1">
+    <w:lvl w:ilvl="6" w:tentative="1">
       <w:start w:val="1"/>
       <w:numFmt w:val="bullet"/>
       <w:lvlText w:val="●"/>
@@ -4664,7 +4812,7 @@
         <w:ind w:left="5040" w:hanging="360"/>
       </w:pPr>
     </w:lvl>
-    <w:lvl w:ilvl="7" w15:tentative="1">
+    <w:lvl w:ilvl="7" w:tentative="1">
       <w:start w:val="1"/>
       <w:numFmt w:val="bullet"/>
       <w:lvlText w:val="●"/>
@@ -4673,7 +4821,7 @@
         <w:ind w:left="5760" w:hanging="360"/>
       </w:pPr>
     </w:lvl>
-    <w:lvl w:ilvl="8" w15:tentative="1">
+    <w:lvl w:ilvl="8" w:tentative="1">
       <w:start w:val="1"/>
       <w:numFmt w:val="bullet"/>
       <w:lvlText w:val="●"/>
@@ -4705,6 +4853,10 @@
     </w:rPrDefault>
     <w:pPrDefault/>
   </w:docDefaults>
+  <w:style w:type="paragraph" w:styleId="Normal" w:default="1">
+    <w:name w:val="Normal"/>
+    <w:qFormat/>
+  </w:style>
   <w:style w:type="paragraph" w:styleId="Title">
     <w:name w:val="Title"/>
     <w:basedOn w:val="Normal"/>
@@ -4877,4 +5029,294 @@
     </w:rPr>
   </w:style>
 </w:styles>
+</file>
+
+<file path=word/theme/theme1.xml><?xml version="1.0" encoding="utf-8"?>
+<a:theme xmlns:a="http://schemas.openxmlformats.org/drawingml/2006/main" name="Office Theme">
+  <a:themeElements>
+    <a:clrScheme name="Office">
+      <a:dk1>
+        <a:sysClr val="windowText" lastClr="000000"/>
+      </a:dk1>
+      <a:lt1>
+        <a:sysClr val="window" lastClr="FFFFFF"/>
+      </a:lt1>
+      <a:dk2>
+        <a:srgbClr val="44546A"/>
+      </a:dk2>
+      <a:lt2>
+        <a:srgbClr val="E7E6E6"/>
+      </a:lt2>
+      <a:accent1>
+        <a:srgbClr val="4472C4"/>
+      </a:accent1>
+      <a:accent2>
+        <a:srgbClr val="ED7D31"/>
+      </a:accent2>
+      <a:accent3>
+        <a:srgbClr val="A5A5A5"/>
+      </a:accent3>
+      <a:accent4>
+        <a:srgbClr val="FFC000"/>
+      </a:accent4>
+      <a:accent5>
+        <a:srgbClr val="5B9BD5"/>
+      </a:accent5>
+      <a:accent6>
+        <a:srgbClr val="70AD47"/>
+      </a:accent6>
+      <a:hlink>
+        <a:srgbClr val="0563C1"/>
+      </a:hlink>
+      <a:folHlink>
+        <a:srgbClr val="954F72"/>
+      </a:folHlink>
+    </a:clrScheme>
+    <a:fontScheme name="Office">
+      <a:majorFont>
+        <a:latin typeface="Calibri Light" panose="020F0302020204030204"/>
+        <a:ea typeface=""/>
+        <a:cs typeface=""/>
+        <a:font script="Jpan" typeface="游ゴシック Light"/>
+        <a:font script="Hang" typeface="맑은 고딕"/>
+        <a:font script="Hans" typeface="等线 Light"/>
+        <a:font script="Hant" typeface="新細明體"/>
+        <a:font script="Arab" typeface="Times New Roman"/>
+        <a:font script="Hebr" typeface="Times New Roman"/>
+        <a:font script="Thai" typeface="Angsana New"/>
+        <a:font script="Ethi" typeface="Nyala"/>
+        <a:font script="Beng" typeface="Vrinda"/>
+        <a:font script="Gujr" typeface="Shruti"/>
+        <a:font script="Khmr" typeface="MoolBoran"/>
+        <a:font script="Knda" typeface="Tunga"/>
+        <a:font script="Guru" typeface="Raavi"/>
+        <a:font script="Cans" typeface="Euphemia"/>
+        <a:font script="Cher" typeface="Plantagenet Cherokee"/>
+        <a:font script="Yiii" typeface="Microsoft Yi Baiti"/>
+        <a:font script="Tibt" typeface="Microsoft Himalaya"/>
+        <a:font script="Thaa" typeface="MV Boli"/>
+        <a:font script="Deva" typeface="Mangal"/>
+        <a:font script="Telu" typeface="Gautami"/>
+        <a:font script="Taml" typeface="Latha"/>
+        <a:font script="Syrc" typeface="Estrangelo Edessa"/>
+        <a:font script="Orya" typeface="Kalinga"/>
+        <a:font script="Mlym" typeface="Kartika"/>
+        <a:font script="Laoo" typeface="DokChampa"/>
+        <a:font script="Sinh" typeface="Iskoola Pota"/>
+        <a:font script="Mong" typeface="Mongolian Baiti"/>
+        <a:font script="Viet" typeface="Times New Roman"/>
+        <a:font script="Uigh" typeface="Microsoft Uighur"/>
+        <a:font script="Geor" typeface="Sylfaen"/>
+        <a:font script="Armn" typeface="Arial"/>
+        <a:font script="Bugi" typeface="Leelawadee UI"/>
+        <a:font script="Bopo" typeface="Microsoft JhengHei"/>
+        <a:font script="Java" typeface="Javanese Text"/>
+        <a:font script="Lisu" typeface="Segoe UI"/>
+        <a:font script="Mymr" typeface="Myanmar Text"/>
+        <a:font script="Nkoo" typeface="Ebrima"/>
+        <a:font script="Olck" typeface="Nirmala UI"/>
+        <a:font script="Osma" typeface="Ebrima"/>
+        <a:font script="Phag" typeface="Phagspa"/>
+        <a:font script="Syrn" typeface="Estrangelo Edessa"/>
+        <a:font script="Syrj" typeface="Estrangelo Edessa"/>
+        <a:font script="Syre" typeface="Estrangelo Edessa"/>
+        <a:font script="Sora" typeface="Nirmala UI"/>
+        <a:font script="Tale" typeface="Microsoft Tai Le"/>
+        <a:font script="Talu" typeface="Microsoft New Tai Lue"/>
+        <a:font script="Tfng" typeface="Ebrima"/>
+      </a:majorFont>
+      <a:minorFont>
+        <a:latin typeface="Calibri" panose="020F0502020204030204"/>
+        <a:ea typeface=""/>
+        <a:cs typeface=""/>
+        <a:font script="Jpan" typeface="游明朝"/>
+        <a:font script="Hang" typeface="맑은 고딕"/>
+        <a:font script="Hans" typeface="等线"/>
+        <a:font script="Hant" typeface="新細明體"/>
+        <a:font script="Arab" typeface="Arial"/>
+        <a:font script="Hebr" typeface="Arial"/>
+        <a:font script="Thai" typeface="Cordia New"/>
+        <a:font script="Ethi" typeface="Nyala"/>
+        <a:font script="Beng" typeface="Vrinda"/>
+        <a:font script="Gujr" typeface="Shruti"/>
+        <a:font script="Khmr" typeface="DaunPenh"/>
+        <a:font script="Knda" typeface="Tunga"/>
+        <a:font script="Guru" typeface="Raavi"/>
+        <a:font script="Cans" typeface="Euphemia"/>
+        <a:font script="Cher" typeface="Plantagenet Cherokee"/>
+        <a:font script="Yiii" typeface="Microsoft Yi Baiti"/>
+        <a:font script="Tibt" typeface="Microsoft Himalaya"/>
+        <a:font script="Thaa" typeface="MV Boli"/>
+        <a:font script="Deva" typeface="Mangal"/>
+        <a:font script="Telu" typeface="Gautami"/>
+        <a:font script="Taml" typeface="Latha"/>
+        <a:font script="Syrc" typeface="Estrangelo Edessa"/>
+        <a:font script="Orya" typeface="Kalinga"/>
+        <a:font script="Mlym" typeface="Kartika"/>
+        <a:font script="Laoo" typeface="DokChampa"/>
+        <a:font script="Sinh" typeface="Iskoola Pota"/>
+        <a:font script="Mong" typeface="Mongolian Baiti"/>
+        <a:font script="Viet" typeface="Arial"/>
+        <a:font script="Uigh" typeface="Microsoft Uighur"/>
+        <a:font script="Geor" typeface="Sylfaen"/>
+        <a:font script="Armn" typeface="Arial"/>
+        <a:font script="Bugi" typeface="Leelawadee UI"/>
+        <a:font script="Bopo" typeface="Microsoft JhengHei"/>
+        <a:font script="Java" typeface="Javanese Text"/>
+        <a:font script="Lisu" typeface="Segoe UI"/>
+        <a:font script="Mymr" typeface="Myanmar Text"/>
+        <a:font script="Nkoo" typeface="Ebrima"/>
+        <a:font script="Olck" typeface="Nirmala UI"/>
+        <a:font script="Osma" typeface="Ebrima"/>
+        <a:font script="Phag" typeface="Phagspa"/>
+        <a:font script="Syrn" typeface="Estrangelo Edessa"/>
+        <a:font script="Syrj" typeface="Estrangelo Edessa"/>
+        <a:font script="Syre" typeface="Estrangelo Edessa"/>
+        <a:font script="Sora" typeface="Nirmala UI"/>
+        <a:font script="Tale" typeface="Microsoft Tai Le"/>
+        <a:font script="Talu" typeface="Microsoft New Tai Lue"/>
+        <a:font script="Tfng" typeface="Ebrima"/>
+      </a:minorFont>
+    </a:fontScheme>
+    <a:fmtScheme name="Office">
+      <a:fillStyleLst>
+        <a:solidFill>
+          <a:schemeClr val="phClr"/>
+        </a:solidFill>
+        <a:gradFill rotWithShape="true">
+          <a:gsLst>
+            <a:gs pos="0">
+              <a:schemeClr val="phClr">
+                <a:lumMod val="110000"/>
+                <a:satMod val="105000"/>
+                <a:tint val="67000"/>
+              </a:schemeClr>
+            </a:gs>
+            <a:gs pos="50000">
+              <a:schemeClr val="phClr">
+                <a:lumMod val="105000"/>
+                <a:satMod val="103000"/>
+                <a:tint val="73000"/>
+              </a:schemeClr>
+            </a:gs>
+            <a:gs pos="100000">
+              <a:schemeClr val="phClr">
+                <a:lumMod val="105000"/>
+                <a:satMod val="109000"/>
+                <a:tint val="81000"/>
+              </a:schemeClr>
+            </a:gs>
+          </a:gsLst>
+          <a:lin ang="5400000" scaled="false"/>
+        </a:gradFill>
+        <a:gradFill rotWithShape="true">
+          <a:gsLst>
+            <a:gs pos="0">
+              <a:schemeClr val="phClr">
+                <a:satMod val="103000"/>
+                <a:lumMod val="102000"/>
+                <a:tint val="94000"/>
+              </a:schemeClr>
+            </a:gs>
+            <a:gs pos="50000">
+              <a:schemeClr val="phClr">
+                <a:satMod val="110000"/>
+                <a:lumMod val="100000"/>
+                <a:shade val="100000"/>
+              </a:schemeClr>
+            </a:gs>
+            <a:gs pos="100000">
+              <a:schemeClr val="phClr">
+                <a:lumMod val="99000"/>
+                <a:satMod val="120000"/>
+                <a:shade val="78000"/>
+              </a:schemeClr>
+            </a:gs>
+          </a:gsLst>
+          <a:lin ang="5400000" scaled="false"/>
+        </a:gradFill>
+      </a:fillStyleLst>
+      <a:lnStyleLst>
+        <a:ln w="6350" cap="flat" cmpd="sng" algn="ctr">
+          <a:solidFill>
+            <a:schemeClr val="phClr"/>
+          </a:solidFill>
+          <a:prstDash val="solid"/>
+          <a:miter lim="800000"/>
+        </a:ln>
+        <a:ln w="12700" cap="flat" cmpd="sng" algn="ctr">
+          <a:solidFill>
+            <a:schemeClr val="phClr"/>
+          </a:solidFill>
+          <a:prstDash val="solid"/>
+          <a:miter lim="800000"/>
+        </a:ln>
+        <a:ln w="19050" cap="flat" cmpd="sng" algn="ctr">
+          <a:solidFill>
+            <a:schemeClr val="phClr"/>
+          </a:solidFill>
+          <a:prstDash val="solid"/>
+          <a:miter lim="800000"/>
+        </a:ln>
+      </a:lnStyleLst>
+      <a:effectStyleLst>
+        <a:effectStyle>
+          <a:effectLst/>
+        </a:effectStyle>
+        <a:effectStyle>
+          <a:effectLst/>
+        </a:effectStyle>
+        <a:effectStyle>
+          <a:effectLst>
+            <a:outerShdw blurRad="57150" dist="19050" dir="5400000" algn="ctr" rotWithShape="false">
+              <a:srgbClr val="000000">
+                <a:alpha val="63000"/>
+              </a:srgbClr>
+            </a:outerShdw>
+          </a:effectLst>
+        </a:effectStyle>
+      </a:effectStyleLst>
+      <a:bgFillStyleLst>
+        <a:solidFill>
+          <a:schemeClr val="phClr"/>
+        </a:solidFill>
+        <a:solidFill>
+          <a:schemeClr val="phClr">
+            <a:tint val="95000"/>
+            <a:satMod val="170000"/>
+          </a:schemeClr>
+        </a:solidFill>
+        <a:gradFill rotWithShape="true">
+          <a:gsLst>
+            <a:gs pos="0">
+              <a:schemeClr val="phClr">
+                <a:tint val="93000"/>
+                <a:satMod val="150000"/>
+                <a:shade val="98000"/>
+                <a:lumMod val="102000"/>
+              </a:schemeClr>
+            </a:gs>
+            <a:gs pos="50000">
+              <a:schemeClr val="phClr">
+                <a:tint val="98000"/>
+                <a:satMod val="130000"/>
+                <a:shade val="90000"/>
+                <a:lumMod val="103000"/>
+              </a:schemeClr>
+            </a:gs>
+            <a:gs pos="100000">
+              <a:schemeClr val="phClr">
+                <a:shade val="63000"/>
+                <a:satMod val="120000"/>
+              </a:schemeClr>
+            </a:gs>
+          </a:gsLst>
+          <a:lin ang="5400000" scaled="false"/>
+        </a:gradFill>
+      </a:bgFillStyleLst>
+    </a:fmtScheme>
+  </a:themeElements>
+  <a:objectDefaults/>
+  <a:extraClrSchemeLst/>
+</a:theme>
 </file>
--- a/hr/마인드_복지카드_운영지침.docx
+++ b/hr/마인드_복지카드_운영지침.docx
@@ -280,7 +280,7 @@
                 <w:sz w:val="19"/>
                 <w:szCs w:val="19"/>
               </w:rPr>
-              <w:t xml:space="preserve">월 한도</w:t>
+              <w:t xml:space="preserve">분기 한도</w:t>
             </w:r>
           </w:p>
         </w:tc>
@@ -310,7 +310,7 @@
                 <w:sz w:val="19"/>
                 <w:szCs w:val="19"/>
               </w:rPr>
-              <w:t xml:space="preserve">100,000원</w:t>
+              <w:t xml:space="preserve">300,000원</w:t>
             </w:r>
           </w:p>
         </w:tc>
@@ -327,20 +327,20 @@
           <w:p>
             <w:pPr>
               <w:spacing w:line="264"/>
-              <w:jc w:val="center"/>
-            </w:pPr>
-            <w:r>
-              <w:rPr>
-                <w:rFonts w:ascii="맑은 고딕" w:cs="맑은 고딕" w:eastAsia="맑은 고딕" w:hAnsi="맑은 고딕"/>
-                <w:b w:val="false"/>
-                <w:bCs w:val="false"/>
-                <w:i w:val="false"/>
-                <w:iCs w:val="false"/>
-                <w:color w:val="14161B"/>
-                <w:sz w:val="19"/>
-                <w:szCs w:val="19"/>
-              </w:rPr>
-              <w:t xml:space="preserve">이월되지 아니한다</w:t>
+              <w:jc w:val="left"/>
+            </w:pPr>
+            <w:r>
+              <w:rPr>
+                <w:rFonts w:ascii="맑은 고딕" w:cs="맑은 고딕" w:eastAsia="맑은 고딕" w:hAnsi="맑은 고딕"/>
+                <w:b w:val="false"/>
+                <w:bCs w:val="false"/>
+                <w:i w:val="false"/>
+                <w:iCs w:val="false"/>
+                <w:color w:val="14161B"/>
+                <w:sz w:val="19"/>
+                <w:szCs w:val="19"/>
+              </w:rPr>
+              <w:t xml:space="preserve">월 10만원 × 3개월. 분기 안에서 자유롭게 쓴다</w:t>
             </w:r>
           </w:p>
         </w:tc>
@@ -432,7 +432,7 @@
                 <w:sz w:val="19"/>
                 <w:szCs w:val="19"/>
               </w:rPr>
-              <w:t xml:space="preserve">12개월 기준</w:t>
+              <w:t xml:space="preserve">4개 분기 기준</w:t>
             </w:r>
           </w:p>
         </w:tc>
@@ -464,7 +464,7 @@
                 <w:sz w:val="19"/>
                 <w:szCs w:val="19"/>
               </w:rPr>
-              <w:t xml:space="preserve">입사 첫 해</w:t>
+              <w:t xml:space="preserve">분기 구분</w:t>
             </w:r>
           </w:p>
         </w:tc>
@@ -481,6 +481,36 @@
           <w:p>
             <w:pPr>
               <w:spacing w:line="264"/>
+              <w:jc w:val="left"/>
+            </w:pPr>
+            <w:r>
+              <w:rPr>
+                <w:rFonts w:ascii="맑은 고딕" w:cs="맑은 고딕" w:eastAsia="맑은 고딕" w:hAnsi="맑은 고딕"/>
+                <w:b w:val="false"/>
+                <w:bCs w:val="false"/>
+                <w:i w:val="false"/>
+                <w:iCs w:val="false"/>
+                <w:color w:val="14161B"/>
+                <w:sz w:val="19"/>
+                <w:szCs w:val="19"/>
+              </w:rPr>
+              <w:t xml:space="preserve">1~3월 · 4~6월 · 7~9월 · 10~12월</w:t>
+            </w:r>
+          </w:p>
+        </w:tc>
+        <w:tc>
+          <w:tcPr>
+            <w:tcW w:type="dxa" w:w="3800"/>
+            <w:tcMar>
+              <w:top w:type="dxa" w:w="95"/>
+              <w:left w:type="dxa" w:w="130"/>
+              <w:bottom w:type="dxa" w:w="95"/>
+              <w:right w:type="dxa" w:w="130"/>
+            </w:tcMar>
+          </w:tcPr>
+          <w:p>
+            <w:pPr>
+              <w:spacing w:line="264"/>
               <w:jc w:val="center"/>
             </w:pPr>
             <w:r>
@@ -494,37 +524,7 @@
                 <w:sz w:val="19"/>
                 <w:szCs w:val="19"/>
               </w:rPr>
-              <w:t xml:space="preserve">월 한도 × 재직 개월수</w:t>
-            </w:r>
-          </w:p>
-        </w:tc>
-        <w:tc>
-          <w:tcPr>
-            <w:tcW w:type="dxa" w:w="3800"/>
-            <w:tcMar>
-              <w:top w:type="dxa" w:w="95"/>
-              <w:left w:type="dxa" w:w="130"/>
-              <w:bottom w:type="dxa" w:w="95"/>
-              <w:right w:type="dxa" w:w="130"/>
-            </w:tcMar>
-          </w:tcPr>
-          <w:p>
-            <w:pPr>
-              <w:spacing w:line="264"/>
-              <w:jc w:val="center"/>
-            </w:pPr>
-            <w:r>
-              <w:rPr>
-                <w:rFonts w:ascii="맑은 고딕" w:cs="맑은 고딕" w:eastAsia="맑은 고딕" w:hAnsi="맑은 고딕"/>
-                <w:b w:val="false"/>
-                <w:bCs w:val="false"/>
-                <w:i w:val="false"/>
-                <w:iCs w:val="false"/>
-                <w:color w:val="14161B"/>
-                <w:sz w:val="19"/>
-                <w:szCs w:val="19"/>
-              </w:rPr>
-              <w:t xml:space="preserve">입사일이 속한 달부터 산정</w:t>
+              <w:t xml:space="preserve"/>
             </w:r>
           </w:p>
         </w:tc>
@@ -556,7 +556,7 @@
                 <w:sz w:val="19"/>
                 <w:szCs w:val="19"/>
               </w:rPr>
-              <w:t xml:space="preserve">퇴사</w:t>
+              <w:t xml:space="preserve">입사·퇴사 분기</w:t>
             </w:r>
           </w:p>
         </w:tc>
@@ -586,7 +586,7 @@
                 <w:sz w:val="19"/>
                 <w:szCs w:val="19"/>
               </w:rPr>
-              <w:t xml:space="preserve">퇴사일이 속한 달까지</w:t>
+              <w:t xml:space="preserve">100,000원 × 재직 개월수</w:t>
             </w:r>
           </w:p>
         </w:tc>
@@ -616,7 +616,7 @@
                 <w:sz w:val="19"/>
                 <w:szCs w:val="19"/>
               </w:rPr>
-              <w:t xml:space="preserve">미사용분은 정산하지 아니한다</w:t>
+              <w:t xml:space="preserve">입사일·퇴사일이 속한 달을 포함한다</w:t>
             </w:r>
           </w:p>
         </w:tc>
@@ -656,7 +656,7 @@
           <w:sz w:val="20"/>
           <w:szCs w:val="20"/>
         </w:rPr>
-        <w:t xml:space="preserve">미사용 금액은 다음 달로 이월되지 아니하며, 현금으로 지급하지 아니한다.</w:t>
+        <w:t xml:space="preserve">미사용 금액은 다음 분기로 이월되지 아니하며, 현금으로 지급하지 아니한다. 분기가 끝나면 잔액은 소멸한다.</w:t>
       </w:r>
     </w:p>
     <w:p>
@@ -678,7 +678,51 @@
           <w:sz w:val="19"/>
           <w:szCs w:val="19"/>
         </w:rPr>
-        <w:t xml:space="preserve">중소기업의 일반적인 수준은 월 10만원에서 20만원 사이이다. 마인드는 월 10만원으로 시작하고, 경영 상황이 나아지면 인상을 검토한다. 이월과 현금 지급을 막는 것은 복지비가 급여의 일부로 인식되지 않도록 하기 위한 것이다.</w:t>
+        <w:t xml:space="preserve">중소기업의 일반적인 수준은 월 10만원에서 20만원 사이이다. 마인드는 월 10만원에 해당하는 금액으로 시작하고, 경영 상황이 나아지면 인상을 검토한다.</w:t>
+      </w:r>
+    </w:p>
+    <w:p>
+      <w:pPr>
+        <w:pBdr>
+          <w:left w:val="single" w:color="D4D6DB" w:sz="6" w:space="10"/>
+        </w:pBdr>
+        <w:spacing w:after="0" w:before="150"/>
+        <w:ind w:left="200"/>
+      </w:pPr>
+      <w:r>
+        <w:rPr>
+          <w:rFonts w:ascii="맑은 고딕" w:cs="맑은 고딕" w:eastAsia="맑은 고딕" w:hAnsi="맑은 고딕"/>
+          <w:b w:val="false"/>
+          <w:bCs w:val="false"/>
+          <w:i w:val="false"/>
+          <w:iCs w:val="false"/>
+          <w:color w:val="6B7280"/>
+          <w:sz w:val="19"/>
+          <w:szCs w:val="19"/>
+        </w:rPr>
+        <w:t xml:space="preserve">한도를 월이 아니라 분기로 묶는 이유가 있다. 월 10만원은 책 몇 권이면 끝나는 단위여서 강의 수강이나 세미나 참가처럼 의미 있는 지출을 할 수 없다. 총액을 늘리지 아니하고 분기로 묶으면 같은 돈으로 쓸 수 있는 범위가 넓어지고, 확인해야 하는 횟수도 연 12회에서 4회로 준다.</w:t>
+      </w:r>
+    </w:p>
+    <w:p>
+      <w:pPr>
+        <w:pBdr>
+          <w:left w:val="single" w:color="D4D6DB" w:sz="6" w:space="10"/>
+        </w:pBdr>
+        <w:spacing w:after="0" w:before="150"/>
+        <w:ind w:left="200"/>
+      </w:pPr>
+      <w:r>
+        <w:rPr>
+          <w:rFonts w:ascii="맑은 고딕" w:cs="맑은 고딕" w:eastAsia="맑은 고딕" w:hAnsi="맑은 고딕"/>
+          <w:b w:val="false"/>
+          <w:bCs w:val="false"/>
+          <w:i w:val="false"/>
+          <w:iCs w:val="false"/>
+          <w:color w:val="6B7280"/>
+          <w:sz w:val="19"/>
+          <w:szCs w:val="19"/>
+        </w:rPr>
+        <w:t xml:space="preserve">이월과 현금 지급을 막는 것은 복지비가 급여의 일부로 인식되지 않도록 하기 위한 것이다.</w:t>
       </w:r>
     </w:p>
     <w:p>
@@ -1072,7 +1116,7 @@
           <w:sz w:val="19"/>
           <w:szCs w:val="19"/>
         </w:rPr>
-        <w:t xml:space="preserve">복지비는 사원 본인의 학습·건강·문화생활에 한정한다. 여행·숙박과 가족을 위한 지출은 대상에서 제외한다. 금액이 월 10만원이므로 범위를 넓히면 어느 항목도 의미 있게 지원되지 아니하기 때문이다.</w:t>
+        <w:t xml:space="preserve">복지비는 사원 본인의 학습·건강·문화생활에 한정한다. 여행·숙박과 가족을 위한 지출은 대상에서 제외한다. 분기 30만원이라는 금액에서 범위를 더 넓히면 어느 항목도 의미 있게 지원되지 아니하기 때문이다.</w:t>
       </w:r>
     </w:p>
     <w:p>
@@ -1309,7 +1353,7 @@
           <w:sz w:val="20"/>
           <w:szCs w:val="20"/>
         </w:rPr>
-        <w:t xml:space="preserve">3. 월 한도를 초과한 금액은 사원이 부담한다.</w:t>
+        <w:t xml:space="preserve">3. 분기 한도를 초과한 금액은 사원이 부담한다.</w:t>
       </w:r>
     </w:p>
     <w:p>
@@ -1347,7 +1391,7 @@
           <w:sz w:val="20"/>
           <w:szCs w:val="20"/>
         </w:rPr>
-        <w:t xml:space="preserve">5. 제3항에 해당하지 아니하는 항목을 결제한 경우 해당 금액을 회사에 반환하거나 다음 달 복지비에서 차감한다.</w:t>
+        <w:t xml:space="preserve">5. 제3항에 해당하지 아니하는 항목을 결제한 경우 해당 금액을 회사에 반환하거나 다음 분기 복지비에서 차감한다.</w:t>
       </w:r>
     </w:p>
     <w:p>
@@ -1403,7 +1447,7 @@
           <w:sz w:val="20"/>
           <w:szCs w:val="20"/>
         </w:rPr>
-        <w:t xml:space="preserve">복지카드를 발급하지 못하는 사정이 있는 경우에는 본인 명의의 카드로 결제한 뒤 영수증을 매월 말일까지 제출하고, 회사는 확인 후 다음 달 임금 지급일에 지급한다.</w:t>
+        <w:t xml:space="preserve">복지카드를 발급하지 못하는 사정이 있는 경우에는 본인 명의의 카드로 결제한 뒤 영수증을 분기 말일까지 제출하고, 회사는 확인 후 다음 달 임금 지급일에 지급한다.</w:t>
       </w:r>
     </w:p>
     <w:p>
@@ -1624,7 +1668,7 @@
           <w:sz w:val="20"/>
           <w:szCs w:val="20"/>
         </w:rPr>
-        <w:t xml:space="preserve">③ 이미 발생한 해당 월의 복지비는 소급하여 줄이지 아니한다.</w:t>
+        <w:t xml:space="preserve">③ 이미 시작된 분기의 복지비는 소급하여 줄이지 아니한다.</w:t>
       </w:r>
     </w:p>
     <w:p>
@@ -2642,20 +2686,20 @@
           <w:p>
             <w:pPr>
               <w:spacing w:line="264"/>
-              <w:jc w:val="center"/>
-            </w:pPr>
-            <w:r>
-              <w:rPr>
-                <w:rFonts w:ascii="맑은 고딕" w:cs="맑은 고딕" w:eastAsia="맑은 고딕" w:hAnsi="맑은 고딕"/>
-                <w:b w:val="false"/>
-                <w:bCs w:val="false"/>
-                <w:i w:val="false"/>
-                <w:iCs w:val="false"/>
-                <w:color w:val="14161B"/>
-                <w:sz w:val="19"/>
-                <w:szCs w:val="19"/>
-              </w:rPr>
-              <w:t xml:space="preserve">식대는 임금에 별도로 포함되어 있다.</w:t>
+              <w:jc w:val="left"/>
+            </w:pPr>
+            <w:r>
+              <w:rPr>
+                <w:rFonts w:ascii="맑은 고딕" w:cs="맑은 고딕" w:eastAsia="맑은 고딕" w:hAnsi="맑은 고딕"/>
+                <w:b w:val="false"/>
+                <w:bCs w:val="false"/>
+                <w:i w:val="false"/>
+                <w:iCs w:val="false"/>
+                <w:color w:val="14161B"/>
+                <w:sz w:val="19"/>
+                <w:szCs w:val="19"/>
+              </w:rPr>
+              <w:t xml:space="preserve">식대 월 20만원이 비과세로 따로 지급되고 있다. (연봉계약서 제4조제2항)</w:t>
             </w:r>
           </w:p>
         </w:tc>
@@ -4303,20 +4347,20 @@
           <w:p>
             <w:pPr>
               <w:spacing w:line="264"/>
-              <w:jc w:val="center"/>
-            </w:pPr>
-            <w:r>
-              <w:rPr>
-                <w:rFonts w:ascii="맑은 고딕" w:cs="맑은 고딕" w:eastAsia="맑은 고딕" w:hAnsi="맑은 고딕"/>
-                <w:b w:val="false"/>
-                <w:bCs w:val="false"/>
-                <w:i w:val="false"/>
-                <w:iCs w:val="false"/>
-                <w:color w:val="14161B"/>
-                <w:sz w:val="19"/>
-                <w:szCs w:val="19"/>
-              </w:rPr>
-              <w:t xml:space="preserve">식대는 임금에 포함되어 있다</w:t>
+              <w:jc w:val="left"/>
+            </w:pPr>
+            <w:r>
+              <w:rPr>
+                <w:rFonts w:ascii="맑은 고딕" w:cs="맑은 고딕" w:eastAsia="맑은 고딕" w:hAnsi="맑은 고딕"/>
+                <w:b w:val="false"/>
+                <w:bCs w:val="false"/>
+                <w:i w:val="false"/>
+                <w:iCs w:val="false"/>
+                <w:color w:val="14161B"/>
+                <w:sz w:val="19"/>
+                <w:szCs w:val="19"/>
+              </w:rPr>
+              <w:t xml:space="preserve">식대 월 20만원이 비과세로 따로 지급된다</w:t>
             </w:r>
           </w:p>
         </w:tc>
@@ -4622,7 +4666,7 @@
           <w:sz w:val="20"/>
           <w:szCs w:val="20"/>
         </w:rPr>
-        <w:t xml:space="preserve">3. 본문 제4항 단서에 따라 본인 명의 카드로 결제한 경우에는 매출전표 또는 영수증을 매월 말일까지 제출한다. 상호·일자·금액·품목을 확인할 수 있어야 한다.</w:t>
+        <w:t xml:space="preserve">3. 본문 제4항 단서에 따라 본인 명의 카드로 결제한 경우에는 매출전표 또는 영수증을 분기 말일까지 제출한다. 상호·일자·금액·품목을 확인할 수 있어야 한다.</w:t>
       </w:r>
     </w:p>
     <w:p>

--- a/hr/마인드_복지카드_운영지침.docx
+++ b/hr/마인드_복지카드_운영지침.docx
@@ -310,7 +310,7 @@
                 <w:sz w:val="19"/>
                 <w:szCs w:val="19"/>
               </w:rPr>
-              <w:t xml:space="preserve">300,000원</w:t>
+              <w:t xml:space="preserve">200,000원</w:t>
             </w:r>
           </w:p>
         </w:tc>
@@ -327,20 +327,20 @@
           <w:p>
             <w:pPr>
               <w:spacing w:line="264"/>
-              <w:jc w:val="left"/>
-            </w:pPr>
-            <w:r>
-              <w:rPr>
-                <w:rFonts w:ascii="맑은 고딕" w:cs="맑은 고딕" w:eastAsia="맑은 고딕" w:hAnsi="맑은 고딕"/>
-                <w:b w:val="false"/>
-                <w:bCs w:val="false"/>
-                <w:i w:val="false"/>
-                <w:iCs w:val="false"/>
-                <w:color w:val="14161B"/>
-                <w:sz w:val="19"/>
-                <w:szCs w:val="19"/>
-              </w:rPr>
-              <w:t xml:space="preserve">월 10만원 × 3개월. 분기 안에서 자유롭게 쓴다</w:t>
+              <w:jc w:val="center"/>
+            </w:pPr>
+            <w:r>
+              <w:rPr>
+                <w:rFonts w:ascii="맑은 고딕" w:cs="맑은 고딕" w:eastAsia="맑은 고딕" w:hAnsi="맑은 고딕"/>
+                <w:b w:val="false"/>
+                <w:bCs w:val="false"/>
+                <w:i w:val="false"/>
+                <w:iCs w:val="false"/>
+                <w:color w:val="14161B"/>
+                <w:sz w:val="19"/>
+                <w:szCs w:val="19"/>
+              </w:rPr>
+              <w:t xml:space="preserve">분기 안에서 자유롭게 쓴다</w:t>
             </w:r>
           </w:p>
         </w:tc>
@@ -402,7 +402,7 @@
                 <w:sz w:val="19"/>
                 <w:szCs w:val="19"/>
               </w:rPr>
-              <w:t xml:space="preserve">1,200,000원</w:t>
+              <w:t xml:space="preserve">800,000원</w:t>
             </w:r>
           </w:p>
         </w:tc>
@@ -586,7 +586,7 @@
                 <w:sz w:val="19"/>
                 <w:szCs w:val="19"/>
               </w:rPr>
-              <w:t xml:space="preserve">100,000원 × 재직 개월수</w:t>
+              <w:t xml:space="preserve">분기 한도 × 재직 개월수 ÷ 3</w:t>
             </w:r>
           </w:p>
         </w:tc>
@@ -678,7 +678,7 @@
           <w:sz w:val="19"/>
           <w:szCs w:val="19"/>
         </w:rPr>
-        <w:t xml:space="preserve">중소기업의 일반적인 수준은 월 10만원에서 20만원 사이이다. 마인드는 월 10만원에 해당하는 금액으로 시작하고, 경영 상황이 나아지면 인상을 검토한다.</w:t>
+        <w:t xml:space="preserve">복지포인트의 시장 수준은 대기업이 연 50만원에서 100만원, 제도를 둔 중소기업이 연 30만원에서 60만원 사이이다. 연 80만원은 중소기업 기준으로는 최상위에 해당한다.</w:t>
       </w:r>
     </w:p>
     <w:p>
@@ -700,7 +700,51 @@
           <w:sz w:val="19"/>
           <w:szCs w:val="19"/>
         </w:rPr>
-        <w:t xml:space="preserve">한도를 월이 아니라 분기로 묶는 이유가 있다. 월 10만원은 책 몇 권이면 끝나는 단위여서 강의 수강이나 세미나 참가처럼 의미 있는 지출을 할 수 없다. 총액을 늘리지 아니하고 분기로 묶으면 같은 돈으로 쓸 수 있는 범위가 넓어지고, 확인해야 하는 횟수도 연 12회에서 4회로 준다.</w:t>
+        <w:t xml:space="preserve">회사는 이 금액 외에도 연차유급휴가와 공휴일 유급 처리를 하고 있다. 상시 근로자 5명 미만 사업장에는 법적 의무가 아니며, 두 가지를 금액으로 환산하면 복지비보다 크다. 복지비만 떼어 다른 회사와 비교하면 회사가 실제로 부담하는 몫이 드러나지 아니한다.</w:t>
+      </w:r>
+    </w:p>
+    <w:p>
+      <w:pPr>
+        <w:pBdr>
+          <w:left w:val="single" w:color="D4D6DB" w:sz="6" w:space="10"/>
+        </w:pBdr>
+        <w:spacing w:after="0" w:before="150"/>
+        <w:ind w:left="200"/>
+      </w:pPr>
+      <w:r>
+        <w:rPr>
+          <w:rFonts w:ascii="맑은 고딕" w:cs="맑은 고딕" w:eastAsia="맑은 고딕" w:hAnsi="맑은 고딕"/>
+          <w:b w:val="false"/>
+          <w:bCs w:val="false"/>
+          <w:i w:val="false"/>
+          <w:iCs w:val="false"/>
+          <w:color w:val="6B7280"/>
+          <w:sz w:val="19"/>
+          <w:szCs w:val="19"/>
+        </w:rPr>
+        <w:t xml:space="preserve">처음부터 높게 정하지 아니한 이유가 있다. 복지비는 올리기는 쉬우나 줄이기는 어렵다. 한 번 지급한 수준은 관행으로 굳으므로, 지속할 수 있는 선에서 시작하고 경영 상황이 나아지면 올린다.</w:t>
+      </w:r>
+    </w:p>
+    <w:p>
+      <w:pPr>
+        <w:pBdr>
+          <w:left w:val="single" w:color="D4D6DB" w:sz="6" w:space="10"/>
+        </w:pBdr>
+        <w:spacing w:after="0" w:before="150"/>
+        <w:ind w:left="200"/>
+      </w:pPr>
+      <w:r>
+        <w:rPr>
+          <w:rFonts w:ascii="맑은 고딕" w:cs="맑은 고딕" w:eastAsia="맑은 고딕" w:hAnsi="맑은 고딕"/>
+          <w:b w:val="false"/>
+          <w:bCs w:val="false"/>
+          <w:i w:val="false"/>
+          <w:iCs w:val="false"/>
+          <w:color w:val="6B7280"/>
+          <w:sz w:val="19"/>
+          <w:szCs w:val="19"/>
+        </w:rPr>
+        <w:t xml:space="preserve">한도를 월이 아니라 분기로 묶는 이유도 있다. 월 단위로 끊으면 책 몇 권이면 끝나는 금액이어서 강의 수강이나 세미나 참가처럼 의미 있는 지출을 할 수 없다. 총액을 늘리지 아니하고 분기로 묶으면 같은 돈으로 쓸 수 있는 범위가 넓어지고, 확인해야 하는 횟수도 연 12회에서 4회로 준다.</w:t>
       </w:r>
     </w:p>
     <w:p>
@@ -1116,7 +1160,7 @@
           <w:sz w:val="19"/>
           <w:szCs w:val="19"/>
         </w:rPr>
-        <w:t xml:space="preserve">복지비는 사원 본인의 학습·건강·문화생활에 한정한다. 여행·숙박과 가족을 위한 지출은 대상에서 제외한다. 분기 30만원이라는 금액에서 범위를 더 넓히면 어느 항목도 의미 있게 지원되지 아니하기 때문이다.</w:t>
+        <w:t xml:space="preserve">복지비는 사원 본인의 학습·건강·문화생활에 한정한다. 여행·숙박과 가족을 위한 지출은 대상에서 제외한다. 분기 20만원이라는 금액에서 범위를 더 넓히면 어느 항목도 의미 있게 지원되지 아니하기 때문이다.</w:t>
       </w:r>
     </w:p>
     <w:p>

--- a/hr/마인드_복지카드_운영지침.docx
+++ b/hr/마인드_복지카드_운영지침.docx
@@ -1378,7 +1378,7 @@
           <w:sz w:val="20"/>
           <w:szCs w:val="20"/>
         </w:rPr>
-        <w:t xml:space="preserve">2. 사원은 제1항의 한도 안에서 복지카드로 직접 결제한다. 별도의 신청이나 영수증 제출을 요하지 아니한다.</w:t>
+        <w:t xml:space="preserve">2. 사원은 제1항의 한도 안에서 복지카드로 직접 결제한다. 사전 신청은 요하지 아니한다.</w:t>
       </w:r>
     </w:p>
     <w:p>
@@ -1397,7 +1397,7 @@
           <w:sz w:val="20"/>
           <w:szCs w:val="20"/>
         </w:rPr>
-        <w:t xml:space="preserve">3. 분기 한도를 초과한 금액은 사원이 부담한다.</w:t>
+        <w:t xml:space="preserve">3. 사원은 결제한 건의 영수증을 받아 두었다가 분기 말일까지 회사에 제출한다. 사진 또는 전자문서로 제출할 수 있다.</w:t>
       </w:r>
     </w:p>
     <w:p>
@@ -1416,7 +1416,7 @@
           <w:sz w:val="20"/>
           <w:szCs w:val="20"/>
         </w:rPr>
-        <w:t xml:space="preserve">4. 결제 내역만으로 품목을 확인할 수 없는 경우 회사는 영수증의 제출을 요청할 수 있다.</w:t>
+        <w:t xml:space="preserve">4. 영수증에는 상호·결제일자·금액·품목이 나타나야 한다. 품목이 나타나지 아니하는 경우에는 무엇을 샀는지 함께 적어 제출한다.</w:t>
       </w:r>
     </w:p>
     <w:p>
@@ -1435,7 +1435,7 @@
           <w:sz w:val="20"/>
           <w:szCs w:val="20"/>
         </w:rPr>
-        <w:t xml:space="preserve">5. 제3항에 해당하지 아니하는 항목을 결제한 경우 해당 금액을 회사에 반환하거나 다음 분기 복지비에서 차감한다.</w:t>
+        <w:t xml:space="preserve">5. 분기 한도를 초과한 금액은 사원이 부담한다.</w:t>
       </w:r>
     </w:p>
     <w:p>
@@ -1454,7 +1454,45 @@
           <w:sz w:val="20"/>
           <w:szCs w:val="20"/>
         </w:rPr>
-        <w:t xml:space="preserve">6. 퇴직하거나 휴직하는 경우 복지카드를 반납한다. 분실한 경우 지체 없이 회사에 알리고 회사는 즉시 사용을 정지한다.</w:t>
+        <w:t xml:space="preserve">6. 제3호의 영수증을 제출하지 아니한 결제 건에 대하여 회사는 제출을 요청한다. 요청일부터 14일 안에 제출하지 아니하면 해당 금액을 다음 분기 복지비에서 차감한다.</w:t>
+      </w:r>
+    </w:p>
+    <w:p>
+      <w:pPr>
+        <w:spacing w:after="60" w:line="288"/>
+        <w:ind w:left="480" w:hanging="200"/>
+      </w:pPr>
+      <w:r>
+        <w:rPr>
+          <w:rFonts w:ascii="맑은 고딕" w:cs="맑은 고딕" w:eastAsia="맑은 고딕" w:hAnsi="맑은 고딕"/>
+          <w:b w:val="false"/>
+          <w:bCs w:val="false"/>
+          <w:i w:val="false"/>
+          <w:iCs w:val="false"/>
+          <w:color w:val="14161B"/>
+          <w:sz w:val="20"/>
+          <w:szCs w:val="20"/>
+        </w:rPr>
+        <w:t xml:space="preserve">7. 제3항에 해당하는 항목을 결제한 경우에는 해당 금액을 회사에 반환하거나 다음 분기 복지비에서 차감한다.</w:t>
+      </w:r>
+    </w:p>
+    <w:p>
+      <w:pPr>
+        <w:spacing w:after="60" w:line="288"/>
+        <w:ind w:left="480" w:hanging="200"/>
+      </w:pPr>
+      <w:r>
+        <w:rPr>
+          <w:rFonts w:ascii="맑은 고딕" w:cs="맑은 고딕" w:eastAsia="맑은 고딕" w:hAnsi="맑은 고딕"/>
+          <w:b w:val="false"/>
+          <w:bCs w:val="false"/>
+          <w:i w:val="false"/>
+          <w:iCs w:val="false"/>
+          <w:color w:val="14161B"/>
+          <w:sz w:val="20"/>
+          <w:szCs w:val="20"/>
+        </w:rPr>
+        <w:t xml:space="preserve">8. 퇴직하거나 휴직하는 경우 복지카드를 반납한다. 분실한 경우 지체 없이 회사에 알리고 회사는 즉시 사용을 정지한다.</w:t>
       </w:r>
     </w:p>
     <w:p>
@@ -1513,7 +1551,51 @@
           <w:sz w:val="19"/>
           <w:szCs w:val="19"/>
         </w:rPr>
-        <w:t xml:space="preserve">카드를 지급하면 사원은 정산 절차를 밟지 않아도 되고, 회사는 지출증빙을 바로 확보한다. 한도를 카드 한도로 설정해 두면 초과 사용 자체가 일어나지 아니한다.</w:t>
+        <w:t xml:space="preserve">카드 결제 내역에는 상호와 금액만 남고 무엇을 샀는지는 남지 아니한다. 복지비는 본인에게 쓰는 것, 업무용이 아닌 것, 가족을 위한 것이 아닌 것으로 범위가 좁아서 내역만으로는 확인할 수 없다. 회사가 복리후생비로 비용 처리하려면 지출의 성격을 소명할 수 있어야 하므로 영수증을 받는다.</w:t>
+      </w:r>
+    </w:p>
+    <w:p>
+      <w:pPr>
+        <w:pBdr>
+          <w:left w:val="single" w:color="D4D6DB" w:sz="6" w:space="10"/>
+        </w:pBdr>
+        <w:spacing w:after="0" w:before="150"/>
+        <w:ind w:left="200"/>
+      </w:pPr>
+      <w:r>
+        <w:rPr>
+          <w:rFonts w:ascii="맑은 고딕" w:cs="맑은 고딕" w:eastAsia="맑은 고딕" w:hAnsi="맑은 고딕"/>
+          <w:b w:val="false"/>
+          <w:bCs w:val="false"/>
+          <w:i w:val="false"/>
+          <w:iCs w:val="false"/>
+          <w:color w:val="6B7280"/>
+          <w:sz w:val="19"/>
+          <w:szCs w:val="19"/>
+        </w:rPr>
+        <w:t xml:space="preserve">한도를 분기로 묶었기 때문에 제출도 분기에 한 번, 연 4회면 된다. 월 단위였다면 연 12회가 되었을 일이다. 사진으로 받으면 사원과 회사 모두 부담이 크지 아니하다.</w:t>
+      </w:r>
+    </w:p>
+    <w:p>
+      <w:pPr>
+        <w:pBdr>
+          <w:left w:val="single" w:color="D4D6DB" w:sz="6" w:space="10"/>
+        </w:pBdr>
+        <w:spacing w:after="0" w:before="150"/>
+        <w:ind w:left="200"/>
+      </w:pPr>
+      <w:r>
+        <w:rPr>
+          <w:rFonts w:ascii="맑은 고딕" w:cs="맑은 고딕" w:eastAsia="맑은 고딕" w:hAnsi="맑은 고딕"/>
+          <w:b w:val="false"/>
+          <w:bCs w:val="false"/>
+          <w:i w:val="false"/>
+          <w:iCs w:val="false"/>
+          <w:color w:val="6B7280"/>
+          <w:sz w:val="19"/>
+          <w:szCs w:val="19"/>
+        </w:rPr>
+        <w:t xml:space="preserve">제6호의 차감은 영수증을 받기 위한 장치이지 벌칙이 아니다. 요청하고 14일을 기다린 뒤에 적용한다.</w:t>
       </w:r>
     </w:p>
     <w:p>
@@ -4672,7 +4754,7 @@
           <w:sz w:val="20"/>
           <w:szCs w:val="20"/>
         </w:rPr>
-        <w:t xml:space="preserve">1. 복지카드로 결제하면 카드 사용 내역이 증빙이 되므로 따로 제출할 것이 없다.</w:t>
+        <w:t xml:space="preserve">1. 복지카드로 결제한 모든 건의 영수증을 분기 말일까지 제출한다. 매출전표·간이영수증·전자영수증 모두 가능하며, 사진이나 파일로 내면 된다.</w:t>
       </w:r>
     </w:p>
     <w:p>
@@ -4691,7 +4773,7 @@
           <w:sz w:val="20"/>
           <w:szCs w:val="20"/>
         </w:rPr>
-        <w:t xml:space="preserve">2. 다만 상호만으로 품목을 알 수 없는 결제(온라인 결제, 복합 매장 등)는 회사가 영수증이나 내역을 요청할 수 있다.</w:t>
+        <w:t xml:space="preserve">2. 영수증에 상호·결제일자·금액·품목이 모두 나타나야 한다.</w:t>
       </w:r>
     </w:p>
     <w:p>
@@ -4710,7 +4792,64 @@
           <w:sz w:val="20"/>
           <w:szCs w:val="20"/>
         </w:rPr>
-        <w:t xml:space="preserve">3. 본문 제4항 단서에 따라 본인 명의 카드로 결제한 경우에는 매출전표 또는 영수증을 분기 말일까지 제출한다. 상호·일자·금액·품목을 확인할 수 있어야 한다.</w:t>
+        <w:t xml:space="preserve">3. 온라인 결제처럼 품목이 영수증이 아닌 다른 화면에 있는 경우에는 주문 내역 화면을 함께 낸다.</w:t>
+      </w:r>
+    </w:p>
+    <w:p>
+      <w:pPr>
+        <w:spacing w:after="60" w:line="288"/>
+        <w:ind w:left="480" w:hanging="200"/>
+      </w:pPr>
+      <w:r>
+        <w:rPr>
+          <w:rFonts w:ascii="맑은 고딕" w:cs="맑은 고딕" w:eastAsia="맑은 고딕" w:hAnsi="맑은 고딕"/>
+          <w:b w:val="false"/>
+          <w:bCs w:val="false"/>
+          <w:i w:val="false"/>
+          <w:iCs w:val="false"/>
+          <w:color w:val="14161B"/>
+          <w:sz w:val="20"/>
+          <w:szCs w:val="20"/>
+        </w:rPr>
+        <w:t xml:space="preserve">4. 제출하는 곳은 회사 공유 드라이브의 복지비 폴더로 하고, 분기별로 폴더를 나눈다.</w:t>
+      </w:r>
+    </w:p>
+    <w:p>
+      <w:pPr>
+        <w:spacing w:after="60" w:line="288"/>
+        <w:ind w:left="480" w:hanging="200"/>
+      </w:pPr>
+      <w:r>
+        <w:rPr>
+          <w:rFonts w:ascii="맑은 고딕" w:cs="맑은 고딕" w:eastAsia="맑은 고딕" w:hAnsi="맑은 고딕"/>
+          <w:b w:val="false"/>
+          <w:bCs w:val="false"/>
+          <w:i w:val="false"/>
+          <w:iCs w:val="false"/>
+          <w:color w:val="14161B"/>
+          <w:sz w:val="20"/>
+          <w:szCs w:val="20"/>
+        </w:rPr>
+        <w:t xml:space="preserve">5. 회사는 제출된 영수증을 보관한다. 세법상 증빙서류의 보존기간은 5년이다.</w:t>
+      </w:r>
+    </w:p>
+    <w:p>
+      <w:pPr>
+        <w:spacing w:after="60" w:line="288"/>
+        <w:ind w:left="480" w:hanging="200"/>
+      </w:pPr>
+      <w:r>
+        <w:rPr>
+          <w:rFonts w:ascii="맑은 고딕" w:cs="맑은 고딕" w:eastAsia="맑은 고딕" w:hAnsi="맑은 고딕"/>
+          <w:b w:val="false"/>
+          <w:bCs w:val="false"/>
+          <w:i w:val="false"/>
+          <w:iCs w:val="false"/>
+          <w:color w:val="14161B"/>
+          <w:sz w:val="20"/>
+          <w:szCs w:val="20"/>
+        </w:rPr>
+        <w:t xml:space="preserve">6. 본문 제4항 단서에 따라 본인 명의 카드로 결제한 경우에도 같은 방법으로 제출한다.</w:t>
       </w:r>
     </w:p>
     <w:p>
@@ -4746,7 +4885,7 @@
           <w:sz w:val="19"/>
           <w:szCs w:val="19"/>
         </w:rPr>
-        <w:t xml:space="preserve">이 별첨은 본문과 함께 효력을 가지며, 항목의 추가와 삭제는 본문 제6조에 따른다.</w:t>
+        <w:t xml:space="preserve">이 별첨은 본문과 함께 효력을 가지며, 항목의 추가와 삭제는 본문 제6항에 따른다.</w:t>
       </w:r>
     </w:p>
     <w:sectPr>
